--- a/output/MovieLens_Content_Strategy_Final_Report.docx
+++ b/output/MovieLens_Content_Strategy_Final_Report.docx
@@ -1361,6 +1361,138 @@
           <w:szCs w:val="22"/>
         </w:rPr>
         <w:t>The project contributes a reproducible analytical workflow, two interpretable models, five dashboard pages and four evidence-based recommendations. Its main limitation is applicability: the Logistic Regression feature view covers only 5.11% of chronological TEST rows because both the user and movie require TRAIN history.</w:t>
+      </w:r>
+    </w:p>
+    <w:p>
+      <w:pPr>
+        <w:pStyle w:val="Heading2"/>
+        <w:jc w:val="both"/>
+      </w:pPr>
+      <w:r>
+        <w:rPr>
+          <w:rFonts w:ascii="Arial" w:hAnsi="Arial" w:eastAsia="ＭＳ ゴシック" w:cs="Arial" w:asciiTheme="majorHAnsi" w:hAnsiTheme="majorHAnsi" w:eastAsiaTheme="majorEastAsia" w:csTheme="majorBidi"/>
+          <w:b/>
+          <w:bCs/>
+          <w:color w:val="000000"/>
+          <w:sz w:val="24"/>
+          <w:szCs w:val="26"/>
+        </w:rPr>
+        <w:t xml:space="preserve">Intended Users and Use Cases</w:t>
+      </w:r>
+    </w:p>
+    <w:p>
+      <w:pPr>
+        <w:keepLines w:val="0"/>
+        <w:jc w:val="both"/>
+      </w:pPr>
+      <w:r>
+        <w:rPr>
+          <w:rFonts w:ascii="Arial" w:hAnsi="Arial" w:eastAsia="ＭＳ 明朝" w:cs="Arial" w:eastAsiaTheme="minorEastAsia" w:csTheme="minorBidi"/>
+          <w:color w:val="1F1F1F"/>
+          <w:sz w:val="20"/>
+          <w:szCs w:val="22"/>
+        </w:rPr>
+        <w:t xml:space="preserve">The system is a decision-support tool rather than an automated recommender. Its outputs are designed for five groups of users, each with a different purpose:</w:t>
+      </w:r>
+    </w:p>
+    <w:p>
+      <w:pPr>
+        <w:pStyle w:val="ListBullet"/>
+        <w:spacing w:after="50" w:line="247" w:lineRule="auto"/>
+        <w:ind w:left="360" w:hanging="360"/>
+        <w:jc w:val="both"/>
+      </w:pPr>
+      <w:r>
+        <w:rPr>
+          <w:rFonts w:ascii="Arial" w:hAnsi="Arial" w:eastAsia="ＭＳ 明朝" w:cs="Arial" w:eastAsiaTheme="minorEastAsia" w:csTheme="minorBidi"/>
+          <w:color w:val="1F1F1F"/>
+          <w:sz w:val="19"/>
+          <w:szCs w:val="22"/>
+        </w:rPr>
+        <w:t xml:space="preserve">Content Programming and Personalisation Manager, the primary decision-maker: uses the Content Opportunity Matrix and segment profiles to choose which titles to promote, maintain, reduce or test in the discovery rows shown to each segment.</w:t>
+      </w:r>
+    </w:p>
+    <w:p>
+      <w:pPr>
+        <w:pStyle w:val="ListBullet"/>
+        <w:spacing w:after="50" w:line="247" w:lineRule="auto"/>
+        <w:ind w:left="360" w:hanging="360"/>
+        <w:jc w:val="both"/>
+      </w:pPr>
+      <w:r>
+        <w:rPr>
+          <w:rFonts w:ascii="Arial" w:hAnsi="Arial" w:eastAsia="ＭＳ 明朝" w:cs="Arial" w:eastAsiaTheme="minorEastAsia" w:csTheme="minorBidi"/>
+          <w:color w:val="1F1F1F"/>
+          <w:sz w:val="19"/>
+          <w:szCs w:val="22"/>
+        </w:rPr>
+        <w:t xml:space="preserve">Marketing and CRM campaign team: uses segment sizes and genre affinities to target email, push or banner campaigns at one segment and to design A/B tests with a defined control group.</w:t>
+      </w:r>
+    </w:p>
+    <w:p>
+      <w:pPr>
+        <w:pStyle w:val="ListBullet"/>
+        <w:spacing w:after="50" w:line="247" w:lineRule="auto"/>
+        <w:ind w:left="360" w:hanging="360"/>
+        <w:jc w:val="both"/>
+      </w:pPr>
+      <w:r>
+        <w:rPr>
+          <w:rFonts w:ascii="Arial" w:hAnsi="Arial" w:eastAsia="ＭＳ 明朝" w:cs="Arial" w:eastAsiaTheme="minorEastAsia" w:csTheme="minorBidi"/>
+          <w:color w:val="1F1F1F"/>
+          <w:sz w:val="19"/>
+          <w:szCs w:val="22"/>
+        </w:rPr>
+        <w:t xml:space="preserve">Product and personalisation team: uses the segment-aware probabilities as a candidate-generation signal for warm-start users, with a popularity or editorial fallback for users and titles that have no TRAIN history.</w:t>
+      </w:r>
+    </w:p>
+    <w:p>
+      <w:pPr>
+        <w:pStyle w:val="ListBullet"/>
+        <w:spacing w:after="50" w:line="247" w:lineRule="auto"/>
+        <w:ind w:left="360" w:hanging="360"/>
+        <w:jc w:val="both"/>
+      </w:pPr>
+      <w:r>
+        <w:rPr>
+          <w:rFonts w:ascii="Arial" w:hAnsi="Arial" w:eastAsia="ＭＳ 明朝" w:cs="Arial" w:eastAsiaTheme="minorEastAsia" w:csTheme="minorBidi"/>
+          <w:color w:val="1F1F1F"/>
+          <w:sz w:val="19"/>
+          <w:szCs w:val="22"/>
+        </w:rPr>
+        <w:t xml:space="preserve">Data and analytics team: uses the Model Governance page, model versions and coverage figures to monitor model quality, rerun the pipeline and decide when results are safe to publish.</w:t>
+      </w:r>
+    </w:p>
+    <w:p>
+      <w:pPr>
+        <w:pStyle w:val="ListBullet"/>
+        <w:spacing w:after="50" w:line="247" w:lineRule="auto"/>
+        <w:ind w:left="360" w:hanging="360"/>
+        <w:jc w:val="both"/>
+      </w:pPr>
+      <w:r>
+        <w:rPr>
+          <w:rFonts w:ascii="Arial" w:hAnsi="Arial" w:eastAsia="ＭＳ 明朝" w:cs="Arial" w:eastAsiaTheme="minorEastAsia" w:csTheme="minorBidi"/>
+          <w:color w:val="1F1F1F"/>
+          <w:sz w:val="19"/>
+          <w:szCs w:val="22"/>
+        </w:rPr>
+        <w:t xml:space="preserve">Senior management: uses the Executive Overview to judge whether the evidence base is large and clean enough before approving a promotion experiment.</w:t>
+      </w:r>
+    </w:p>
+    <w:p>
+      <w:pPr>
+        <w:keepLines w:val="0"/>
+        <w:jc w:val="both"/>
+      </w:pPr>
+      <w:r>
+        <w:rPr>
+          <w:rFonts w:ascii="Arial" w:hAnsi="Arial" w:eastAsia="ＭＳ 明朝" w:cs="Arial" w:eastAsiaTheme="minorEastAsia" w:csTheme="minorBidi"/>
+          <w:color w:val="1F1F1F"/>
+          <w:sz w:val="20"/>
+          <w:szCs w:val="22"/>
+        </w:rPr>
+        <w:t xml:space="preserve">Typical questions answered are which titles to test with a segment in the next campaign, which popular titles fit a segment poorly and how many users a segment campaign would reach. The outputs should not be used to make decisions about individual users outside the warm-start population or to claim revenue impact before a controlled experiment has been run.</w:t>
       </w:r>
     </w:p>
     <w:p>
@@ -3638,6 +3770,2929 @@
     </w:p>
     <w:p>
       <w:pPr>
+        <w:pStyle w:val="Heading2"/>
+        <w:jc w:val="both"/>
+      </w:pPr>
+      <w:r>
+        <w:rPr>
+          <w:rFonts w:ascii="Arial" w:hAnsi="Arial" w:eastAsia="ＭＳ ゴシック" w:cs="Arial" w:asciiTheme="majorHAnsi" w:hAnsiTheme="majorHAnsi" w:eastAsiaTheme="majorEastAsia" w:csTheme="majorBidi"/>
+          <w:b/>
+          <w:bCs/>
+          <w:color w:val="000000"/>
+          <w:sz w:val="24"/>
+          <w:szCs w:val="26"/>
+        </w:rPr>
+        <w:t xml:space="preserve">Outlier Treatment</w:t>
+      </w:r>
+    </w:p>
+    <w:p>
+      <w:pPr>
+        <w:keepLines w:val="0"/>
+        <w:jc w:val="both"/>
+      </w:pPr>
+      <w:r>
+        <w:rPr>
+          <w:rFonts w:ascii="Arial" w:hAnsi="Arial" w:eastAsia="ＭＳ 明朝" w:cs="Arial" w:eastAsiaTheme="minorEastAsia" w:csTheme="minorBidi"/>
+          <w:color w:val="1F1F1F"/>
+          <w:sz w:val="20"/>
+          <w:szCs w:val="22"/>
+        </w:rPr>
+        <w:t xml:space="preserve">Outliers were examined at two levels. At the rating level, every value lies on the allowed 0.5 to 5.0 scale in steps of 0.5 and every timestamp is valid, so there are no impossible values to remove. Very high and very low ratings are genuine preferences and are kept, because deleting them would bias the positive-rating target.</w:t>
+      </w:r>
+    </w:p>
+    <w:p>
+      <w:pPr>
+        <w:keepLines w:val="0"/>
+        <w:jc w:val="both"/>
+      </w:pPr>
+      <w:r>
+        <w:rPr>
+          <w:rFonts w:ascii="Arial" w:hAnsi="Arial" w:eastAsia="ＭＳ 明朝" w:cs="Arial" w:eastAsiaTheme="minorEastAsia" w:csTheme="minorBidi"/>
+          <w:color w:val="1F1F1F"/>
+          <w:sz w:val="20"/>
+          <w:szCs w:val="22"/>
+        </w:rPr>
+        <w:t xml:space="preserve">At the user and movie level, activity is strongly right-skewed: most users rate a few dozen titles while a small number rate thousands, and a few blockbusters receive far more ratings than the median title. These values are extreme but valid, so they were treated rather than deleted:</w:t>
+      </w:r>
+    </w:p>
+    <w:p>
+      <w:pPr>
+        <w:pStyle w:val="ListBullet"/>
+        <w:spacing w:after="50" w:line="247" w:lineRule="auto"/>
+        <w:ind w:left="360" w:hanging="360"/>
+        <w:jc w:val="both"/>
+      </w:pPr>
+      <w:r>
+        <w:rPr>
+          <w:rFonts w:ascii="Arial" w:hAnsi="Arial" w:eastAsia="ＭＳ 明朝" w:cs="Arial" w:eastAsiaTheme="minorEastAsia" w:csTheme="minorBidi"/>
+          <w:color w:val="1F1F1F"/>
+          <w:sz w:val="19"/>
+          <w:szCs w:val="22"/>
+        </w:rPr>
+        <w:t xml:space="preserve">K Means segmentation: the KNIME Numeric Outliers node applies the interquartile range rule with a factor of 1.5 to rating_count and active_days. Values below Q1 - 1.5 x IQR or above Q3 + 1.5 x IQR are replaced with the closest permitted value (capping). Without capping, a handful of extremely active users would dominate the Euclidean distances used by K Means. All clustering features are then z-score standardised.</w:t>
+      </w:r>
+    </w:p>
+    <w:p>
+      <w:pPr>
+        <w:pStyle w:val="ListBullet"/>
+        <w:spacing w:after="50" w:line="247" w:lineRule="auto"/>
+        <w:ind w:left="360" w:hanging="360"/>
+        <w:jc w:val="both"/>
+      </w:pPr>
+      <w:r>
+        <w:rPr>
+          <w:rFonts w:ascii="Arial" w:hAnsi="Arial" w:eastAsia="ＭＳ 明朝" w:cs="Arial" w:eastAsiaTheme="minorEastAsia" w:csTheme="minorBidi"/>
+          <w:color w:val="1F1F1F"/>
+          <w:sz w:val="19"/>
+          <w:szCs w:val="22"/>
+        </w:rPr>
+        <w:t xml:space="preserve">Missing genre affinities, which occur when a user has not rated a genre, are filled with 0. This means no deviation from the user’s own average rather than dislike of the genre.</w:t>
+      </w:r>
+    </w:p>
+    <w:p>
+      <w:pPr>
+        <w:pStyle w:val="ListBullet"/>
+        <w:spacing w:after="50" w:line="247" w:lineRule="auto"/>
+        <w:ind w:left="360" w:hanging="360"/>
+        <w:jc w:val="both"/>
+      </w:pPr>
+      <w:r>
+        <w:rPr>
+          <w:rFonts w:ascii="Arial" w:hAnsi="Arial" w:eastAsia="ＭＳ 明朝" w:cs="Arial" w:eastAsiaTheme="minorEastAsia" w:csTheme="minorBidi"/>
+          <w:color w:val="1F1F1F"/>
+          <w:sz w:val="19"/>
+          <w:szCs w:val="22"/>
+        </w:rPr>
+        <w:t xml:space="preserve">Logistic Regression: user activity, user active days and movie popularity are transformed with ln(1 + x) before a z-score standardisation fitted on TRAIN. The transformation compresses long tails while keeping the order of users and titles unchanged.</w:t>
+      </w:r>
+    </w:p>
+    <w:p>
+      <w:pPr>
+        <w:pStyle w:val="ListBullet"/>
+        <w:spacing w:after="50" w:line="247" w:lineRule="auto"/>
+        <w:ind w:left="360" w:hanging="360"/>
+        <w:jc w:val="both"/>
+      </w:pPr>
+      <w:r>
+        <w:rPr>
+          <w:rFonts w:ascii="Arial" w:hAnsi="Arial" w:eastAsia="ＭＳ 明朝" w:cs="Arial" w:eastAsiaTheme="minorEastAsia" w:csTheme="minorBidi"/>
+          <w:color w:val="1F1F1F"/>
+          <w:sz w:val="19"/>
+          <w:szCs w:val="22"/>
+        </w:rPr>
+        <w:t xml:space="preserve">Dashboard and recommendations: titles with few ratings are not deleted but filtered at decision time. The popularity view requires at least 100 TRAIN ratings, and the opportunity matrix uses a minimum TEST support slicer, with 50 ratings treated as strong evidence, so a title with three ratings and a 100% positive rate cannot appear as a top candidate.</w:t>
+      </w:r>
+    </w:p>
+    <w:p>
+      <w:pPr>
+        <w:keepLines w:val="0"/>
+        <w:jc w:val="both"/>
+      </w:pPr>
+      <w:r>
+        <w:rPr>
+          <w:rFonts w:ascii="Arial" w:hAnsi="Arial" w:eastAsia="ＭＳ 明朝" w:cs="Arial" w:eastAsiaTheme="minorEastAsia" w:csTheme="minorBidi"/>
+          <w:color w:val="1F1F1F"/>
+          <w:sz w:val="20"/>
+          <w:szCs w:val="22"/>
+        </w:rPr>
+        <w:t xml:space="preserve">Capping and log transformation are applied only to model inputs. The source tables in MySQL and the descriptive statistics on the dashboard, such as the average of 385.3 TRAIN ratings per Selective Critic, use the original uncapped values.</w:t>
+      </w:r>
+    </w:p>
+    <w:p>
+      <w:pPr>
+        <w:pStyle w:val="Heading2"/>
+        <w:jc w:val="both"/>
+      </w:pPr>
+      <w:r>
+        <w:rPr>
+          <w:rFonts w:ascii="Arial" w:hAnsi="Arial" w:eastAsia="ＭＳ ゴシック" w:cs="Arial" w:asciiTheme="majorHAnsi" w:hAnsiTheme="majorHAnsi" w:eastAsiaTheme="majorEastAsia" w:csTheme="majorBidi"/>
+          <w:b/>
+          <w:bCs/>
+          <w:color w:val="000000"/>
+          <w:sz w:val="24"/>
+          <w:szCs w:val="26"/>
+        </w:rPr>
+        <w:t xml:space="preserve">Comparing Titles with Unequal Rating Counts</w:t>
+      </w:r>
+    </w:p>
+    <w:p>
+      <w:pPr>
+        <w:keepLines w:val="0"/>
+        <w:jc w:val="both"/>
+      </w:pPr>
+      <w:r>
+        <w:rPr>
+          <w:rFonts w:ascii="Arial" w:hAnsi="Arial" w:eastAsia="ＭＳ 明朝" w:cs="Arial" w:eastAsiaTheme="minorEastAsia" w:csTheme="minorBidi"/>
+          <w:color w:val="1F1F1F"/>
+          <w:sz w:val="20"/>
+          <w:szCs w:val="22"/>
+        </w:rPr>
+        <w:t xml:space="preserve">Rating counts are extremely unequal. In TRAIN the median title has 124 ratings, 1,145 titles have fewer than 10 and the most rated title has 26,387. A raw average treats one rating and twenty thousand ratings as equally reliable: sorted by raw TRAIN average, the top five titles each have a single 5-star rating, and a title with 100% positive ratings from four users looks better than The Shawshank Redemption. Removing small titles would hide genuine niche discoveries, so the project adjusts the scores instead. Two complementary methods are used, published in the dashboard_movie_adjusted_scores and dashboard_opportunity_intervals views.</w:t>
+      </w:r>
+    </w:p>
+    <w:p>
+      <w:pPr>
+        <w:pStyle w:val="ListBullet"/>
+        <w:spacing w:after="50" w:line="247" w:lineRule="auto"/>
+        <w:ind w:left="360" w:hanging="360"/>
+        <w:jc w:val="both"/>
+      </w:pPr>
+      <w:r>
+        <w:rPr>
+          <w:rFonts w:ascii="Arial" w:hAnsi="Arial" w:eastAsia="ＭＳ 明朝" w:cs="Arial" w:eastAsiaTheme="minorEastAsia" w:csTheme="minorBidi"/>
+          <w:color w:val="1F1F1F"/>
+          <w:sz w:val="19"/>
+          <w:szCs w:val="22"/>
+        </w:rPr>
+        <w:t xml:space="preserve">Bayesian average for ranking. Adjusted average = (v x R + m x C) / (v + m), where v is the title’s number of TRAIN ratings, R its raw average, C the TRAIN average of all ratings (3.526) and m = 100 prior ratings, the same threshold used by the popularity view. The positive rate is adjusted in the same way towards the TRAIN positive rate of 51.96%. A title with few ratings is pulled close to the overall mean, while a title with thousands of ratings keeps almost exactly its own average.</w:t>
+      </w:r>
+    </w:p>
+    <w:p>
+      <w:pPr>
+        <w:pStyle w:val="ListBullet"/>
+        <w:spacing w:after="50" w:line="247" w:lineRule="auto"/>
+        <w:ind w:left="360" w:hanging="360"/>
+        <w:jc w:val="both"/>
+      </w:pPr>
+      <w:r>
+        <w:rPr>
+          <w:rFonts w:ascii="Arial" w:hAnsi="Arial" w:eastAsia="ＭＳ 明朝" w:cs="Arial" w:eastAsiaTheme="minorEastAsia" w:csTheme="minorBidi"/>
+          <w:color w:val="1F1F1F"/>
+          <w:sz w:val="19"/>
+          <w:szCs w:val="22"/>
+        </w:rPr>
+        <w:t xml:space="preserve">Wilson 95% confidence interval for decisions. For a positive rate p observed on n ratings, the Wilson interval gives the range in which the true rate lies with 95% confidence. Its lower bound is a cautious score: it is high only when the rate is high and the evidence is large. The interval is computed for every segment-title cell on the Content Opportunity Matrix.</w:t>
+      </w:r>
+    </w:p>
+    <w:tbl>
+      <w:tblPr>
+        <w:tblW w:w="0" w:type="auto"/>
+        <w:jc w:val="center"/>
+        <w:tblBorders>
+          <w:top w:val="single" w:sz="6" w:color="D9D9D9"/>
+          <w:left w:val="single" w:sz="6" w:color="D9D9D9"/>
+          <w:bottom w:val="single" w:sz="6" w:color="D9D9D9"/>
+          <w:right w:val="single" w:sz="6" w:color="D9D9D9"/>
+          <w:insideH w:val="single" w:sz="6" w:color="D9D9D9"/>
+          <w:insideV w:val="single" w:sz="6" w:color="D9D9D9"/>
+        </w:tblBorders>
+        <w:tblLayout w:type="fixed"/>
+        <w:tblCellMar>
+          <w:top w:w="0" w:type="dxa"/>
+          <w:left w:w="108" w:type="dxa"/>
+          <w:bottom w:w="0" w:type="dxa"/>
+          <w:right w:w="108" w:type="dxa"/>
+        </w:tblCellMar>
+        <w:tblLook w:firstRow="1" w:firstColumn="1" w:noVBand="1"/>
+      </w:tblPr>
+      <w:tblGrid>
+        <w:gridCol w:w="3164"/>
+        <w:gridCol w:w="1300"/>
+        <w:gridCol w:w="1300"/>
+        <w:gridCol w:w="1400"/>
+        <w:gridCol w:w="1300"/>
+        <w:gridCol w:w="1400"/>
+      </w:tblGrid>
+      <w:tr>
+        <w:trPr>
+          <w:tblHeader/>
+        </w:trPr>
+        <w:tc>
+          <w:tcPr>
+            <w:tcW w:w="3164" w:type="dxa"/>
+            <w:tcBorders>
+              <w:top w:val="single" w:sz="6" w:color="D9D9D9"/>
+              <w:left w:val="single" w:sz="6" w:color="D9D9D9"/>
+              <w:bottom w:val="single" w:sz="6" w:color="D9D9D9"/>
+              <w:right w:val="single" w:sz="6" w:color="D9D9D9"/>
+            </w:tcBorders>
+            <w:shd w:val="clear" w:fill="1F4E78"/>
+            <w:tcMar>
+              <w:top w:w="90" w:type="dxa"/>
+              <w:left w:w="110" w:type="dxa"/>
+              <w:bottom w:w="90" w:type="dxa"/>
+              <w:right w:w="110" w:type="dxa"/>
+            </w:tcMar>
+            <w:vAlign w:val="center"/>
+          </w:tcPr>
+          <w:p>
+            <w:pPr>
+              <w:spacing w:after="0"/>
+              <w:jc w:val="center"/>
+            </w:pPr>
+            <w:r>
+              <w:rPr>
+                <w:rFonts w:ascii="Arial" w:hAnsi="Arial" w:eastAsia="ＭＳ 明朝" w:cs="Arial" w:eastAsiaTheme="minorEastAsia" w:csTheme="minorBidi"/>
+                <w:b/>
+                <w:bCs/>
+                <w:color w:val="FFFFFF"/>
+                <w:sz w:val="17"/>
+                <w:szCs w:val="22"/>
+              </w:rPr>
+              <w:t xml:space="preserve">Title</w:t>
+            </w:r>
+          </w:p>
+        </w:tc>
+        <w:tc>
+          <w:tcPr>
+            <w:tcW w:w="1300" w:type="dxa"/>
+            <w:tcBorders>
+              <w:top w:val="single" w:sz="6" w:color="D9D9D9"/>
+              <w:left w:val="single" w:sz="6" w:color="D9D9D9"/>
+              <w:bottom w:val="single" w:sz="6" w:color="D9D9D9"/>
+              <w:right w:val="single" w:sz="6" w:color="D9D9D9"/>
+            </w:tcBorders>
+            <w:shd w:val="clear" w:fill="1F4E78"/>
+            <w:tcMar>
+              <w:top w:w="90" w:type="dxa"/>
+              <w:left w:w="110" w:type="dxa"/>
+              <w:bottom w:w="90" w:type="dxa"/>
+              <w:right w:w="110" w:type="dxa"/>
+            </w:tcMar>
+            <w:vAlign w:val="center"/>
+          </w:tcPr>
+          <w:p>
+            <w:pPr>
+              <w:spacing w:after="0"/>
+              <w:jc w:val="center"/>
+            </w:pPr>
+            <w:r>
+              <w:rPr>
+                <w:rFonts w:ascii="Arial" w:hAnsi="Arial" w:eastAsia="ＭＳ 明朝" w:cs="Arial" w:eastAsiaTheme="minorEastAsia" w:csTheme="minorBidi"/>
+                <w:b/>
+                <w:bCs/>
+                <w:color w:val="FFFFFF"/>
+                <w:sz w:val="17"/>
+                <w:szCs w:val="22"/>
+              </w:rPr>
+              <w:t xml:space="preserve">TRAIN ratings</w:t>
+            </w:r>
+          </w:p>
+        </w:tc>
+        <w:tc>
+          <w:tcPr>
+            <w:tcW w:w="1300" w:type="dxa"/>
+            <w:tcBorders>
+              <w:top w:val="single" w:sz="6" w:color="D9D9D9"/>
+              <w:left w:val="single" w:sz="6" w:color="D9D9D9"/>
+              <w:bottom w:val="single" w:sz="6" w:color="D9D9D9"/>
+              <w:right w:val="single" w:sz="6" w:color="D9D9D9"/>
+            </w:tcBorders>
+            <w:shd w:val="clear" w:fill="1F4E78"/>
+            <w:tcMar>
+              <w:top w:w="90" w:type="dxa"/>
+              <w:left w:w="110" w:type="dxa"/>
+              <w:bottom w:w="90" w:type="dxa"/>
+              <w:right w:w="110" w:type="dxa"/>
+            </w:tcMar>
+            <w:vAlign w:val="center"/>
+          </w:tcPr>
+          <w:p>
+            <w:pPr>
+              <w:spacing w:after="0"/>
+              <w:jc w:val="center"/>
+            </w:pPr>
+            <w:r>
+              <w:rPr>
+                <w:rFonts w:ascii="Arial" w:hAnsi="Arial" w:eastAsia="ＭＳ 明朝" w:cs="Arial" w:eastAsiaTheme="minorEastAsia" w:csTheme="minorBidi"/>
+                <w:b/>
+                <w:bCs/>
+                <w:color w:val="FFFFFF"/>
+                <w:sz w:val="17"/>
+                <w:szCs w:val="22"/>
+              </w:rPr>
+              <w:t xml:space="preserve">Raw average</w:t>
+            </w:r>
+          </w:p>
+        </w:tc>
+        <w:tc>
+          <w:tcPr>
+            <w:tcW w:w="1400" w:type="dxa"/>
+            <w:tcBorders>
+              <w:top w:val="single" w:sz="6" w:color="D9D9D9"/>
+              <w:left w:val="single" w:sz="6" w:color="D9D9D9"/>
+              <w:bottom w:val="single" w:sz="6" w:color="D9D9D9"/>
+              <w:right w:val="single" w:sz="6" w:color="D9D9D9"/>
+            </w:tcBorders>
+            <w:shd w:val="clear" w:fill="1F4E78"/>
+            <w:tcMar>
+              <w:top w:w="90" w:type="dxa"/>
+              <w:left w:w="110" w:type="dxa"/>
+              <w:bottom w:w="90" w:type="dxa"/>
+              <w:right w:w="110" w:type="dxa"/>
+            </w:tcMar>
+            <w:vAlign w:val="center"/>
+          </w:tcPr>
+          <w:p>
+            <w:pPr>
+              <w:spacing w:after="0"/>
+              <w:jc w:val="center"/>
+            </w:pPr>
+            <w:r>
+              <w:rPr>
+                <w:rFonts w:ascii="Arial" w:hAnsi="Arial" w:eastAsia="ＭＳ 明朝" w:cs="Arial" w:eastAsiaTheme="minorEastAsia" w:csTheme="minorBidi"/>
+                <w:b/>
+                <w:bCs/>
+                <w:color w:val="FFFFFF"/>
+                <w:sz w:val="17"/>
+                <w:szCs w:val="22"/>
+              </w:rPr>
+              <w:t xml:space="preserve">Bayesian average</w:t>
+            </w:r>
+          </w:p>
+        </w:tc>
+        <w:tc>
+          <w:tcPr>
+            <w:tcW w:w="1300" w:type="dxa"/>
+            <w:tcBorders>
+              <w:top w:val="single" w:sz="6" w:color="D9D9D9"/>
+              <w:left w:val="single" w:sz="6" w:color="D9D9D9"/>
+              <w:bottom w:val="single" w:sz="6" w:color="D9D9D9"/>
+              <w:right w:val="single" w:sz="6" w:color="D9D9D9"/>
+            </w:tcBorders>
+            <w:shd w:val="clear" w:fill="1F4E78"/>
+            <w:tcMar>
+              <w:top w:w="90" w:type="dxa"/>
+              <w:left w:w="110" w:type="dxa"/>
+              <w:bottom w:w="90" w:type="dxa"/>
+              <w:right w:w="110" w:type="dxa"/>
+            </w:tcMar>
+            <w:vAlign w:val="center"/>
+          </w:tcPr>
+          <w:p>
+            <w:pPr>
+              <w:spacing w:after="0"/>
+              <w:jc w:val="center"/>
+            </w:pPr>
+            <w:r>
+              <w:rPr>
+                <w:rFonts w:ascii="Arial" w:hAnsi="Arial" w:eastAsia="ＭＳ 明朝" w:cs="Arial" w:eastAsiaTheme="minorEastAsia" w:csTheme="minorBidi"/>
+                <w:b/>
+                <w:bCs/>
+                <w:color w:val="FFFFFF"/>
+                <w:sz w:val="17"/>
+                <w:szCs w:val="22"/>
+              </w:rPr>
+              <w:t xml:space="preserve">Raw positive</w:t>
+            </w:r>
+          </w:p>
+        </w:tc>
+        <w:tc>
+          <w:tcPr>
+            <w:tcW w:w="1400" w:type="dxa"/>
+            <w:tcBorders>
+              <w:top w:val="single" w:sz="6" w:color="D9D9D9"/>
+              <w:left w:val="single" w:sz="6" w:color="D9D9D9"/>
+              <w:bottom w:val="single" w:sz="6" w:color="D9D9D9"/>
+              <w:right w:val="single" w:sz="6" w:color="D9D9D9"/>
+            </w:tcBorders>
+            <w:shd w:val="clear" w:fill="1F4E78"/>
+            <w:tcMar>
+              <w:top w:w="90" w:type="dxa"/>
+              <w:left w:w="110" w:type="dxa"/>
+              <w:bottom w:w="90" w:type="dxa"/>
+              <w:right w:w="110" w:type="dxa"/>
+            </w:tcMar>
+            <w:vAlign w:val="center"/>
+          </w:tcPr>
+          <w:p>
+            <w:pPr>
+              <w:spacing w:after="0"/>
+              <w:jc w:val="center"/>
+            </w:pPr>
+            <w:r>
+              <w:rPr>
+                <w:rFonts w:ascii="Arial" w:hAnsi="Arial" w:eastAsia="ＭＳ 明朝" w:cs="Arial" w:eastAsiaTheme="minorEastAsia" w:csTheme="minorBidi"/>
+                <w:b/>
+                <w:bCs/>
+                <w:color w:val="FFFFFF"/>
+                <w:sz w:val="17"/>
+                <w:szCs w:val="22"/>
+              </w:rPr>
+              <w:t xml:space="preserve">Wilson lower bound</w:t>
+            </w:r>
+          </w:p>
+        </w:tc>
+      </w:tr>
+      <w:tr>
+        <w:tc>
+          <w:tcPr>
+            <w:tcW w:w="3164" w:type="dxa"/>
+            <w:tcBorders>
+              <w:top w:val="single" w:sz="6" w:color="D9D9D9"/>
+              <w:left w:val="single" w:sz="6" w:color="D9D9D9"/>
+              <w:bottom w:val="single" w:sz="6" w:color="D9D9D9"/>
+              <w:right w:val="single" w:sz="6" w:color="D9D9D9"/>
+            </w:tcBorders>
+            <w:tcMar>
+              <w:top w:w="90" w:type="dxa"/>
+              <w:left w:w="110" w:type="dxa"/>
+              <w:bottom w:w="90" w:type="dxa"/>
+              <w:right w:w="110" w:type="dxa"/>
+            </w:tcMar>
+            <w:vAlign w:val="center"/>
+          </w:tcPr>
+          <w:p>
+            <w:pPr>
+              <w:spacing w:after="0" w:line="240" w:lineRule="auto"/>
+              <w:jc w:val="left"/>
+            </w:pPr>
+            <w:r>
+              <w:rPr>
+                <w:rFonts w:ascii="Arial" w:hAnsi="Arial" w:eastAsia="ＭＳ 明朝" w:cs="Arial" w:eastAsiaTheme="minorEastAsia" w:csTheme="minorBidi"/>
+                <w:color w:val="1F1F1F"/>
+                <w:sz w:val="17"/>
+                <w:szCs w:val="22"/>
+              </w:rPr>
+              <w:t xml:space="preserve">Teddy Bear (Mis) (1981)</w:t>
+            </w:r>
+          </w:p>
+        </w:tc>
+        <w:tc>
+          <w:tcPr>
+            <w:tcW w:w="1300" w:type="dxa"/>
+            <w:tcBorders>
+              <w:top w:val="single" w:sz="6" w:color="D9D9D9"/>
+              <w:left w:val="single" w:sz="6" w:color="D9D9D9"/>
+              <w:bottom w:val="single" w:sz="6" w:color="D9D9D9"/>
+              <w:right w:val="single" w:sz="6" w:color="D9D9D9"/>
+            </w:tcBorders>
+            <w:tcMar>
+              <w:top w:w="90" w:type="dxa"/>
+              <w:left w:w="110" w:type="dxa"/>
+              <w:bottom w:w="90" w:type="dxa"/>
+              <w:right w:w="110" w:type="dxa"/>
+            </w:tcMar>
+            <w:vAlign w:val="center"/>
+          </w:tcPr>
+          <w:p>
+            <w:pPr>
+              <w:spacing w:after="0" w:line="240" w:lineRule="auto"/>
+              <w:jc w:val="right"/>
+            </w:pPr>
+            <w:r>
+              <w:rPr>
+                <w:rFonts w:ascii="Arial" w:hAnsi="Arial" w:eastAsia="ＭＳ 明朝" w:cs="Arial" w:eastAsiaTheme="minorEastAsia" w:csTheme="minorBidi"/>
+                <w:color w:val="1F1F1F"/>
+                <w:sz w:val="17"/>
+                <w:szCs w:val="22"/>
+              </w:rPr>
+              <w:t xml:space="preserve">1</w:t>
+            </w:r>
+          </w:p>
+        </w:tc>
+        <w:tc>
+          <w:tcPr>
+            <w:tcW w:w="1300" w:type="dxa"/>
+            <w:tcBorders>
+              <w:top w:val="single" w:sz="6" w:color="D9D9D9"/>
+              <w:left w:val="single" w:sz="6" w:color="D9D9D9"/>
+              <w:bottom w:val="single" w:sz="6" w:color="D9D9D9"/>
+              <w:right w:val="single" w:sz="6" w:color="D9D9D9"/>
+            </w:tcBorders>
+            <w:tcMar>
+              <w:top w:w="90" w:type="dxa"/>
+              <w:left w:w="110" w:type="dxa"/>
+              <w:bottom w:w="90" w:type="dxa"/>
+              <w:right w:w="110" w:type="dxa"/>
+            </w:tcMar>
+            <w:vAlign w:val="center"/>
+          </w:tcPr>
+          <w:p>
+            <w:pPr>
+              <w:spacing w:after="0" w:line="240" w:lineRule="auto"/>
+              <w:jc w:val="right"/>
+            </w:pPr>
+            <w:r>
+              <w:rPr>
+                <w:rFonts w:ascii="Arial" w:hAnsi="Arial" w:eastAsia="ＭＳ 明朝" w:cs="Arial" w:eastAsiaTheme="minorEastAsia" w:csTheme="minorBidi"/>
+                <w:color w:val="1F1F1F"/>
+                <w:sz w:val="17"/>
+                <w:szCs w:val="22"/>
+              </w:rPr>
+              <w:t xml:space="preserve">5.000</w:t>
+            </w:r>
+          </w:p>
+        </w:tc>
+        <w:tc>
+          <w:tcPr>
+            <w:tcW w:w="1400" w:type="dxa"/>
+            <w:tcBorders>
+              <w:top w:val="single" w:sz="6" w:color="D9D9D9"/>
+              <w:left w:val="single" w:sz="6" w:color="D9D9D9"/>
+              <w:bottom w:val="single" w:sz="6" w:color="D9D9D9"/>
+              <w:right w:val="single" w:sz="6" w:color="D9D9D9"/>
+            </w:tcBorders>
+            <w:tcMar>
+              <w:top w:w="90" w:type="dxa"/>
+              <w:left w:w="110" w:type="dxa"/>
+              <w:bottom w:w="90" w:type="dxa"/>
+              <w:right w:w="110" w:type="dxa"/>
+            </w:tcMar>
+            <w:vAlign w:val="center"/>
+          </w:tcPr>
+          <w:p>
+            <w:pPr>
+              <w:spacing w:after="0" w:line="240" w:lineRule="auto"/>
+              <w:jc w:val="right"/>
+            </w:pPr>
+            <w:r>
+              <w:rPr>
+                <w:rFonts w:ascii="Arial" w:hAnsi="Arial" w:eastAsia="ＭＳ 明朝" w:cs="Arial" w:eastAsiaTheme="minorEastAsia" w:csTheme="minorBidi"/>
+                <w:color w:val="1F1F1F"/>
+                <w:sz w:val="17"/>
+                <w:szCs w:val="22"/>
+              </w:rPr>
+              <w:t xml:space="preserve">3.540</w:t>
+            </w:r>
+          </w:p>
+        </w:tc>
+        <w:tc>
+          <w:tcPr>
+            <w:tcW w:w="1300" w:type="dxa"/>
+            <w:tcBorders>
+              <w:top w:val="single" w:sz="6" w:color="D9D9D9"/>
+              <w:left w:val="single" w:sz="6" w:color="D9D9D9"/>
+              <w:bottom w:val="single" w:sz="6" w:color="D9D9D9"/>
+              <w:right w:val="single" w:sz="6" w:color="D9D9D9"/>
+            </w:tcBorders>
+            <w:tcMar>
+              <w:top w:w="90" w:type="dxa"/>
+              <w:left w:w="110" w:type="dxa"/>
+              <w:bottom w:w="90" w:type="dxa"/>
+              <w:right w:w="110" w:type="dxa"/>
+            </w:tcMar>
+            <w:vAlign w:val="center"/>
+          </w:tcPr>
+          <w:p>
+            <w:pPr>
+              <w:spacing w:after="0" w:line="240" w:lineRule="auto"/>
+              <w:jc w:val="right"/>
+            </w:pPr>
+            <w:r>
+              <w:rPr>
+                <w:rFonts w:ascii="Arial" w:hAnsi="Arial" w:eastAsia="ＭＳ 明朝" w:cs="Arial" w:eastAsiaTheme="minorEastAsia" w:csTheme="minorBidi"/>
+                <w:color w:val="1F1F1F"/>
+                <w:sz w:val="17"/>
+                <w:szCs w:val="22"/>
+              </w:rPr>
+              <w:t xml:space="preserve">100.0%</w:t>
+            </w:r>
+          </w:p>
+        </w:tc>
+        <w:tc>
+          <w:tcPr>
+            <w:tcW w:w="1400" w:type="dxa"/>
+            <w:tcBorders>
+              <w:top w:val="single" w:sz="6" w:color="D9D9D9"/>
+              <w:left w:val="single" w:sz="6" w:color="D9D9D9"/>
+              <w:bottom w:val="single" w:sz="6" w:color="D9D9D9"/>
+              <w:right w:val="single" w:sz="6" w:color="D9D9D9"/>
+            </w:tcBorders>
+            <w:tcMar>
+              <w:top w:w="90" w:type="dxa"/>
+              <w:left w:w="110" w:type="dxa"/>
+              <w:bottom w:w="90" w:type="dxa"/>
+              <w:right w:w="110" w:type="dxa"/>
+            </w:tcMar>
+            <w:vAlign w:val="center"/>
+          </w:tcPr>
+          <w:p>
+            <w:pPr>
+              <w:spacing w:after="0" w:line="240" w:lineRule="auto"/>
+              <w:jc w:val="right"/>
+            </w:pPr>
+            <w:r>
+              <w:rPr>
+                <w:rFonts w:ascii="Arial" w:hAnsi="Arial" w:eastAsia="ＭＳ 明朝" w:cs="Arial" w:eastAsiaTheme="minorEastAsia" w:csTheme="minorBidi"/>
+                <w:color w:val="1F1F1F"/>
+                <w:sz w:val="17"/>
+                <w:szCs w:val="22"/>
+              </w:rPr>
+              <w:t xml:space="preserve">20.7%</w:t>
+            </w:r>
+          </w:p>
+        </w:tc>
+      </w:tr>
+      <w:tr>
+        <w:tc>
+          <w:tcPr>
+            <w:tcW w:w="3164" w:type="dxa"/>
+            <w:tcBorders>
+              <w:top w:val="single" w:sz="6" w:color="D9D9D9"/>
+              <w:left w:val="single" w:sz="6" w:color="D9D9D9"/>
+              <w:bottom w:val="single" w:sz="6" w:color="D9D9D9"/>
+              <w:right w:val="single" w:sz="6" w:color="D9D9D9"/>
+            </w:tcBorders>
+            <w:tcMar>
+              <w:top w:w="90" w:type="dxa"/>
+              <w:left w:w="110" w:type="dxa"/>
+              <w:bottom w:w="90" w:type="dxa"/>
+              <w:right w:w="110" w:type="dxa"/>
+            </w:tcMar>
+            <w:vAlign w:val="center"/>
+          </w:tcPr>
+          <w:p>
+            <w:pPr>
+              <w:spacing w:after="0" w:line="240" w:lineRule="auto"/>
+              <w:jc w:val="left"/>
+            </w:pPr>
+            <w:r>
+              <w:rPr>
+                <w:rFonts w:ascii="Arial" w:hAnsi="Arial" w:eastAsia="ＭＳ 明朝" w:cs="Arial" w:eastAsiaTheme="minorEastAsia" w:csTheme="minorBidi"/>
+                <w:color w:val="1F1F1F"/>
+                <w:sz w:val="17"/>
+                <w:szCs w:val="22"/>
+              </w:rPr>
+              <w:t xml:space="preserve">The Set-Up (1949)</w:t>
+            </w:r>
+          </w:p>
+        </w:tc>
+        <w:tc>
+          <w:tcPr>
+            <w:tcW w:w="1300" w:type="dxa"/>
+            <w:tcBorders>
+              <w:top w:val="single" w:sz="6" w:color="D9D9D9"/>
+              <w:left w:val="single" w:sz="6" w:color="D9D9D9"/>
+              <w:bottom w:val="single" w:sz="6" w:color="D9D9D9"/>
+              <w:right w:val="single" w:sz="6" w:color="D9D9D9"/>
+            </w:tcBorders>
+            <w:tcMar>
+              <w:top w:w="90" w:type="dxa"/>
+              <w:left w:w="110" w:type="dxa"/>
+              <w:bottom w:w="90" w:type="dxa"/>
+              <w:right w:w="110" w:type="dxa"/>
+            </w:tcMar>
+            <w:vAlign w:val="center"/>
+          </w:tcPr>
+          <w:p>
+            <w:pPr>
+              <w:spacing w:after="0" w:line="240" w:lineRule="auto"/>
+              <w:jc w:val="right"/>
+            </w:pPr>
+            <w:r>
+              <w:rPr>
+                <w:rFonts w:ascii="Arial" w:hAnsi="Arial" w:eastAsia="ＭＳ 明朝" w:cs="Arial" w:eastAsiaTheme="minorEastAsia" w:csTheme="minorBidi"/>
+                <w:color w:val="1F1F1F"/>
+                <w:sz w:val="17"/>
+                <w:szCs w:val="22"/>
+              </w:rPr>
+              <w:t xml:space="preserve">5</w:t>
+            </w:r>
+          </w:p>
+        </w:tc>
+        <w:tc>
+          <w:tcPr>
+            <w:tcW w:w="1300" w:type="dxa"/>
+            <w:tcBorders>
+              <w:top w:val="single" w:sz="6" w:color="D9D9D9"/>
+              <w:left w:val="single" w:sz="6" w:color="D9D9D9"/>
+              <w:bottom w:val="single" w:sz="6" w:color="D9D9D9"/>
+              <w:right w:val="single" w:sz="6" w:color="D9D9D9"/>
+            </w:tcBorders>
+            <w:tcMar>
+              <w:top w:w="90" w:type="dxa"/>
+              <w:left w:w="110" w:type="dxa"/>
+              <w:bottom w:w="90" w:type="dxa"/>
+              <w:right w:w="110" w:type="dxa"/>
+            </w:tcMar>
+            <w:vAlign w:val="center"/>
+          </w:tcPr>
+          <w:p>
+            <w:pPr>
+              <w:spacing w:after="0" w:line="240" w:lineRule="auto"/>
+              <w:jc w:val="right"/>
+            </w:pPr>
+            <w:r>
+              <w:rPr>
+                <w:rFonts w:ascii="Arial" w:hAnsi="Arial" w:eastAsia="ＭＳ 明朝" w:cs="Arial" w:eastAsiaTheme="minorEastAsia" w:csTheme="minorBidi"/>
+                <w:color w:val="1F1F1F"/>
+                <w:sz w:val="17"/>
+                <w:szCs w:val="22"/>
+              </w:rPr>
+              <w:t xml:space="preserve">4.700</w:t>
+            </w:r>
+          </w:p>
+        </w:tc>
+        <w:tc>
+          <w:tcPr>
+            <w:tcW w:w="1400" w:type="dxa"/>
+            <w:tcBorders>
+              <w:top w:val="single" w:sz="6" w:color="D9D9D9"/>
+              <w:left w:val="single" w:sz="6" w:color="D9D9D9"/>
+              <w:bottom w:val="single" w:sz="6" w:color="D9D9D9"/>
+              <w:right w:val="single" w:sz="6" w:color="D9D9D9"/>
+            </w:tcBorders>
+            <w:tcMar>
+              <w:top w:w="90" w:type="dxa"/>
+              <w:left w:w="110" w:type="dxa"/>
+              <w:bottom w:w="90" w:type="dxa"/>
+              <w:right w:w="110" w:type="dxa"/>
+            </w:tcMar>
+            <w:vAlign w:val="center"/>
+          </w:tcPr>
+          <w:p>
+            <w:pPr>
+              <w:spacing w:after="0" w:line="240" w:lineRule="auto"/>
+              <w:jc w:val="right"/>
+            </w:pPr>
+            <w:r>
+              <w:rPr>
+                <w:rFonts w:ascii="Arial" w:hAnsi="Arial" w:eastAsia="ＭＳ 明朝" w:cs="Arial" w:eastAsiaTheme="minorEastAsia" w:csTheme="minorBidi"/>
+                <w:color w:val="1F1F1F"/>
+                <w:sz w:val="17"/>
+                <w:szCs w:val="22"/>
+              </w:rPr>
+              <w:t xml:space="preserve">3.582</w:t>
+            </w:r>
+          </w:p>
+        </w:tc>
+        <w:tc>
+          <w:tcPr>
+            <w:tcW w:w="1300" w:type="dxa"/>
+            <w:tcBorders>
+              <w:top w:val="single" w:sz="6" w:color="D9D9D9"/>
+              <w:left w:val="single" w:sz="6" w:color="D9D9D9"/>
+              <w:bottom w:val="single" w:sz="6" w:color="D9D9D9"/>
+              <w:right w:val="single" w:sz="6" w:color="D9D9D9"/>
+            </w:tcBorders>
+            <w:tcMar>
+              <w:top w:w="90" w:type="dxa"/>
+              <w:left w:w="110" w:type="dxa"/>
+              <w:bottom w:w="90" w:type="dxa"/>
+              <w:right w:w="110" w:type="dxa"/>
+            </w:tcMar>
+            <w:vAlign w:val="center"/>
+          </w:tcPr>
+          <w:p>
+            <w:pPr>
+              <w:spacing w:after="0" w:line="240" w:lineRule="auto"/>
+              <w:jc w:val="right"/>
+            </w:pPr>
+            <w:r>
+              <w:rPr>
+                <w:rFonts w:ascii="Arial" w:hAnsi="Arial" w:eastAsia="ＭＳ 明朝" w:cs="Arial" w:eastAsiaTheme="minorEastAsia" w:csTheme="minorBidi"/>
+                <w:color w:val="1F1F1F"/>
+                <w:sz w:val="17"/>
+                <w:szCs w:val="22"/>
+              </w:rPr>
+              <w:t xml:space="preserve">100.0%</w:t>
+            </w:r>
+          </w:p>
+        </w:tc>
+        <w:tc>
+          <w:tcPr>
+            <w:tcW w:w="1400" w:type="dxa"/>
+            <w:tcBorders>
+              <w:top w:val="single" w:sz="6" w:color="D9D9D9"/>
+              <w:left w:val="single" w:sz="6" w:color="D9D9D9"/>
+              <w:bottom w:val="single" w:sz="6" w:color="D9D9D9"/>
+              <w:right w:val="single" w:sz="6" w:color="D9D9D9"/>
+            </w:tcBorders>
+            <w:tcMar>
+              <w:top w:w="90" w:type="dxa"/>
+              <w:left w:w="110" w:type="dxa"/>
+              <w:bottom w:w="90" w:type="dxa"/>
+              <w:right w:w="110" w:type="dxa"/>
+            </w:tcMar>
+            <w:vAlign w:val="center"/>
+          </w:tcPr>
+          <w:p>
+            <w:pPr>
+              <w:spacing w:after="0" w:line="240" w:lineRule="auto"/>
+              <w:jc w:val="right"/>
+            </w:pPr>
+            <w:r>
+              <w:rPr>
+                <w:rFonts w:ascii="Arial" w:hAnsi="Arial" w:eastAsia="ＭＳ 明朝" w:cs="Arial" w:eastAsiaTheme="minorEastAsia" w:csTheme="minorBidi"/>
+                <w:color w:val="1F1F1F"/>
+                <w:sz w:val="17"/>
+                <w:szCs w:val="22"/>
+              </w:rPr>
+              <w:t xml:space="preserve">56.6%</w:t>
+            </w:r>
+          </w:p>
+        </w:tc>
+      </w:tr>
+      <w:tr>
+        <w:tc>
+          <w:tcPr>
+            <w:tcW w:w="3164" w:type="dxa"/>
+            <w:tcBorders>
+              <w:top w:val="single" w:sz="6" w:color="D9D9D9"/>
+              <w:left w:val="single" w:sz="6" w:color="D9D9D9"/>
+              <w:bottom w:val="single" w:sz="6" w:color="D9D9D9"/>
+              <w:right w:val="single" w:sz="6" w:color="D9D9D9"/>
+            </w:tcBorders>
+            <w:tcMar>
+              <w:top w:w="90" w:type="dxa"/>
+              <w:left w:w="110" w:type="dxa"/>
+              <w:bottom w:w="90" w:type="dxa"/>
+              <w:right w:w="110" w:type="dxa"/>
+            </w:tcMar>
+            <w:vAlign w:val="center"/>
+          </w:tcPr>
+          <w:p>
+            <w:pPr>
+              <w:spacing w:after="0" w:line="240" w:lineRule="auto"/>
+              <w:jc w:val="left"/>
+            </w:pPr>
+            <w:r>
+              <w:rPr>
+                <w:rFonts w:ascii="Arial" w:hAnsi="Arial" w:eastAsia="ＭＳ 明朝" w:cs="Arial" w:eastAsiaTheme="minorEastAsia" w:csTheme="minorBidi"/>
+                <w:color w:val="1F1F1F"/>
+                <w:sz w:val="17"/>
+                <w:szCs w:val="22"/>
+              </w:rPr>
+              <w:t xml:space="preserve">The Best of Youth (2003)</w:t>
+            </w:r>
+          </w:p>
+        </w:tc>
+        <w:tc>
+          <w:tcPr>
+            <w:tcW w:w="1300" w:type="dxa"/>
+            <w:tcBorders>
+              <w:top w:val="single" w:sz="6" w:color="D9D9D9"/>
+              <w:left w:val="single" w:sz="6" w:color="D9D9D9"/>
+              <w:bottom w:val="single" w:sz="6" w:color="D9D9D9"/>
+              <w:right w:val="single" w:sz="6" w:color="D9D9D9"/>
+            </w:tcBorders>
+            <w:tcMar>
+              <w:top w:w="90" w:type="dxa"/>
+              <w:left w:w="110" w:type="dxa"/>
+              <w:bottom w:w="90" w:type="dxa"/>
+              <w:right w:w="110" w:type="dxa"/>
+            </w:tcMar>
+            <w:vAlign w:val="center"/>
+          </w:tcPr>
+          <w:p>
+            <w:pPr>
+              <w:spacing w:after="0" w:line="240" w:lineRule="auto"/>
+              <w:jc w:val="right"/>
+            </w:pPr>
+            <w:r>
+              <w:rPr>
+                <w:rFonts w:ascii="Arial" w:hAnsi="Arial" w:eastAsia="ＭＳ 明朝" w:cs="Arial" w:eastAsiaTheme="minorEastAsia" w:csTheme="minorBidi"/>
+                <w:color w:val="1F1F1F"/>
+                <w:sz w:val="17"/>
+                <w:szCs w:val="22"/>
+              </w:rPr>
+              <w:t xml:space="preserve">9</w:t>
+            </w:r>
+          </w:p>
+        </w:tc>
+        <w:tc>
+          <w:tcPr>
+            <w:tcW w:w="1300" w:type="dxa"/>
+            <w:tcBorders>
+              <w:top w:val="single" w:sz="6" w:color="D9D9D9"/>
+              <w:left w:val="single" w:sz="6" w:color="D9D9D9"/>
+              <w:bottom w:val="single" w:sz="6" w:color="D9D9D9"/>
+              <w:right w:val="single" w:sz="6" w:color="D9D9D9"/>
+            </w:tcBorders>
+            <w:tcMar>
+              <w:top w:w="90" w:type="dxa"/>
+              <w:left w:w="110" w:type="dxa"/>
+              <w:bottom w:w="90" w:type="dxa"/>
+              <w:right w:w="110" w:type="dxa"/>
+            </w:tcMar>
+            <w:vAlign w:val="center"/>
+          </w:tcPr>
+          <w:p>
+            <w:pPr>
+              <w:spacing w:after="0" w:line="240" w:lineRule="auto"/>
+              <w:jc w:val="right"/>
+            </w:pPr>
+            <w:r>
+              <w:rPr>
+                <w:rFonts w:ascii="Arial" w:hAnsi="Arial" w:eastAsia="ＭＳ 明朝" w:cs="Arial" w:eastAsiaTheme="minorEastAsia" w:csTheme="minorBidi"/>
+                <w:color w:val="1F1F1F"/>
+                <w:sz w:val="17"/>
+                <w:szCs w:val="22"/>
+              </w:rPr>
+              <w:t xml:space="preserve">4.611</w:t>
+            </w:r>
+          </w:p>
+        </w:tc>
+        <w:tc>
+          <w:tcPr>
+            <w:tcW w:w="1400" w:type="dxa"/>
+            <w:tcBorders>
+              <w:top w:val="single" w:sz="6" w:color="D9D9D9"/>
+              <w:left w:val="single" w:sz="6" w:color="D9D9D9"/>
+              <w:bottom w:val="single" w:sz="6" w:color="D9D9D9"/>
+              <w:right w:val="single" w:sz="6" w:color="D9D9D9"/>
+            </w:tcBorders>
+            <w:tcMar>
+              <w:top w:w="90" w:type="dxa"/>
+              <w:left w:w="110" w:type="dxa"/>
+              <w:bottom w:w="90" w:type="dxa"/>
+              <w:right w:w="110" w:type="dxa"/>
+            </w:tcMar>
+            <w:vAlign w:val="center"/>
+          </w:tcPr>
+          <w:p>
+            <w:pPr>
+              <w:spacing w:after="0" w:line="240" w:lineRule="auto"/>
+              <w:jc w:val="right"/>
+            </w:pPr>
+            <w:r>
+              <w:rPr>
+                <w:rFonts w:ascii="Arial" w:hAnsi="Arial" w:eastAsia="ＭＳ 明朝" w:cs="Arial" w:eastAsiaTheme="minorEastAsia" w:csTheme="minorBidi"/>
+                <w:color w:val="1F1F1F"/>
+                <w:sz w:val="17"/>
+                <w:szCs w:val="22"/>
+              </w:rPr>
+              <w:t xml:space="preserve">3.615</w:t>
+            </w:r>
+          </w:p>
+        </w:tc>
+        <w:tc>
+          <w:tcPr>
+            <w:tcW w:w="1300" w:type="dxa"/>
+            <w:tcBorders>
+              <w:top w:val="single" w:sz="6" w:color="D9D9D9"/>
+              <w:left w:val="single" w:sz="6" w:color="D9D9D9"/>
+              <w:bottom w:val="single" w:sz="6" w:color="D9D9D9"/>
+              <w:right w:val="single" w:sz="6" w:color="D9D9D9"/>
+            </w:tcBorders>
+            <w:tcMar>
+              <w:top w:w="90" w:type="dxa"/>
+              <w:left w:w="110" w:type="dxa"/>
+              <w:bottom w:w="90" w:type="dxa"/>
+              <w:right w:w="110" w:type="dxa"/>
+            </w:tcMar>
+            <w:vAlign w:val="center"/>
+          </w:tcPr>
+          <w:p>
+            <w:pPr>
+              <w:spacing w:after="0" w:line="240" w:lineRule="auto"/>
+              <w:jc w:val="right"/>
+            </w:pPr>
+            <w:r>
+              <w:rPr>
+                <w:rFonts w:ascii="Arial" w:hAnsi="Arial" w:eastAsia="ＭＳ 明朝" w:cs="Arial" w:eastAsiaTheme="minorEastAsia" w:csTheme="minorBidi"/>
+                <w:color w:val="1F1F1F"/>
+                <w:sz w:val="17"/>
+                <w:szCs w:val="22"/>
+              </w:rPr>
+              <w:t xml:space="preserve">88.9%</w:t>
+            </w:r>
+          </w:p>
+        </w:tc>
+        <w:tc>
+          <w:tcPr>
+            <w:tcW w:w="1400" w:type="dxa"/>
+            <w:tcBorders>
+              <w:top w:val="single" w:sz="6" w:color="D9D9D9"/>
+              <w:left w:val="single" w:sz="6" w:color="D9D9D9"/>
+              <w:bottom w:val="single" w:sz="6" w:color="D9D9D9"/>
+              <w:right w:val="single" w:sz="6" w:color="D9D9D9"/>
+            </w:tcBorders>
+            <w:tcMar>
+              <w:top w:w="90" w:type="dxa"/>
+              <w:left w:w="110" w:type="dxa"/>
+              <w:bottom w:w="90" w:type="dxa"/>
+              <w:right w:w="110" w:type="dxa"/>
+            </w:tcMar>
+            <w:vAlign w:val="center"/>
+          </w:tcPr>
+          <w:p>
+            <w:pPr>
+              <w:spacing w:after="0" w:line="240" w:lineRule="auto"/>
+              <w:jc w:val="right"/>
+            </w:pPr>
+            <w:r>
+              <w:rPr>
+                <w:rFonts w:ascii="Arial" w:hAnsi="Arial" w:eastAsia="ＭＳ 明朝" w:cs="Arial" w:eastAsiaTheme="minorEastAsia" w:csTheme="minorBidi"/>
+                <w:color w:val="1F1F1F"/>
+                <w:sz w:val="17"/>
+                <w:szCs w:val="22"/>
+              </w:rPr>
+              <w:t xml:space="preserve">56.5%</w:t>
+            </w:r>
+          </w:p>
+        </w:tc>
+      </w:tr>
+      <w:tr>
+        <w:tc>
+          <w:tcPr>
+            <w:tcW w:w="3164" w:type="dxa"/>
+            <w:tcBorders>
+              <w:top w:val="single" w:sz="6" w:color="D9D9D9"/>
+              <w:left w:val="single" w:sz="6" w:color="D9D9D9"/>
+              <w:bottom w:val="single" w:sz="6" w:color="D9D9D9"/>
+              <w:right w:val="single" w:sz="6" w:color="D9D9D9"/>
+            </w:tcBorders>
+            <w:tcMar>
+              <w:top w:w="90" w:type="dxa"/>
+              <w:left w:w="110" w:type="dxa"/>
+              <w:bottom w:w="90" w:type="dxa"/>
+              <w:right w:w="110" w:type="dxa"/>
+            </w:tcMar>
+            <w:vAlign w:val="center"/>
+          </w:tcPr>
+          <w:p>
+            <w:pPr>
+              <w:spacing w:after="0" w:line="240" w:lineRule="auto"/>
+              <w:jc w:val="left"/>
+            </w:pPr>
+            <w:r>
+              <w:rPr>
+                <w:rFonts w:ascii="Arial" w:hAnsi="Arial" w:eastAsia="ＭＳ 明朝" w:cs="Arial" w:eastAsiaTheme="minorEastAsia" w:csTheme="minorBidi"/>
+                <w:color w:val="1F1F1F"/>
+                <w:sz w:val="17"/>
+                <w:szCs w:val="22"/>
+              </w:rPr>
+              <w:t xml:space="preserve">Hotel Rwanda (2004)</w:t>
+            </w:r>
+          </w:p>
+        </w:tc>
+        <w:tc>
+          <w:tcPr>
+            <w:tcW w:w="1300" w:type="dxa"/>
+            <w:tcBorders>
+              <w:top w:val="single" w:sz="6" w:color="D9D9D9"/>
+              <w:left w:val="single" w:sz="6" w:color="D9D9D9"/>
+              <w:bottom w:val="single" w:sz="6" w:color="D9D9D9"/>
+              <w:right w:val="single" w:sz="6" w:color="D9D9D9"/>
+            </w:tcBorders>
+            <w:tcMar>
+              <w:top w:w="90" w:type="dxa"/>
+              <w:left w:w="110" w:type="dxa"/>
+              <w:bottom w:w="90" w:type="dxa"/>
+              <w:right w:w="110" w:type="dxa"/>
+            </w:tcMar>
+            <w:vAlign w:val="center"/>
+          </w:tcPr>
+          <w:p>
+            <w:pPr>
+              <w:spacing w:after="0" w:line="240" w:lineRule="auto"/>
+              <w:jc w:val="right"/>
+            </w:pPr>
+            <w:r>
+              <w:rPr>
+                <w:rFonts w:ascii="Arial" w:hAnsi="Arial" w:eastAsia="ＭＳ 明朝" w:cs="Arial" w:eastAsiaTheme="minorEastAsia" w:csTheme="minorBidi"/>
+                <w:color w:val="1F1F1F"/>
+                <w:sz w:val="17"/>
+                <w:szCs w:val="22"/>
+              </w:rPr>
+              <w:t xml:space="preserve">215</w:t>
+            </w:r>
+          </w:p>
+        </w:tc>
+        <w:tc>
+          <w:tcPr>
+            <w:tcW w:w="1300" w:type="dxa"/>
+            <w:tcBorders>
+              <w:top w:val="single" w:sz="6" w:color="D9D9D9"/>
+              <w:left w:val="single" w:sz="6" w:color="D9D9D9"/>
+              <w:bottom w:val="single" w:sz="6" w:color="D9D9D9"/>
+              <w:right w:val="single" w:sz="6" w:color="D9D9D9"/>
+            </w:tcBorders>
+            <w:tcMar>
+              <w:top w:w="90" w:type="dxa"/>
+              <w:left w:w="110" w:type="dxa"/>
+              <w:bottom w:w="90" w:type="dxa"/>
+              <w:right w:w="110" w:type="dxa"/>
+            </w:tcMar>
+            <w:vAlign w:val="center"/>
+          </w:tcPr>
+          <w:p>
+            <w:pPr>
+              <w:spacing w:after="0" w:line="240" w:lineRule="auto"/>
+              <w:jc w:val="right"/>
+            </w:pPr>
+            <w:r>
+              <w:rPr>
+                <w:rFonts w:ascii="Arial" w:hAnsi="Arial" w:eastAsia="ＭＳ 明朝" w:cs="Arial" w:eastAsiaTheme="minorEastAsia" w:csTheme="minorBidi"/>
+                <w:color w:val="1F1F1F"/>
+                <w:sz w:val="17"/>
+                <w:szCs w:val="22"/>
+              </w:rPr>
+              <w:t xml:space="preserve">4.300</w:t>
+            </w:r>
+          </w:p>
+        </w:tc>
+        <w:tc>
+          <w:tcPr>
+            <w:tcW w:w="1400" w:type="dxa"/>
+            <w:tcBorders>
+              <w:top w:val="single" w:sz="6" w:color="D9D9D9"/>
+              <w:left w:val="single" w:sz="6" w:color="D9D9D9"/>
+              <w:bottom w:val="single" w:sz="6" w:color="D9D9D9"/>
+              <w:right w:val="single" w:sz="6" w:color="D9D9D9"/>
+            </w:tcBorders>
+            <w:tcMar>
+              <w:top w:w="90" w:type="dxa"/>
+              <w:left w:w="110" w:type="dxa"/>
+              <w:bottom w:w="90" w:type="dxa"/>
+              <w:right w:w="110" w:type="dxa"/>
+            </w:tcMar>
+            <w:vAlign w:val="center"/>
+          </w:tcPr>
+          <w:p>
+            <w:pPr>
+              <w:spacing w:after="0" w:line="240" w:lineRule="auto"/>
+              <w:jc w:val="right"/>
+            </w:pPr>
+            <w:r>
+              <w:rPr>
+                <w:rFonts w:ascii="Arial" w:hAnsi="Arial" w:eastAsia="ＭＳ 明朝" w:cs="Arial" w:eastAsiaTheme="minorEastAsia" w:csTheme="minorBidi"/>
+                <w:color w:val="1F1F1F"/>
+                <w:sz w:val="17"/>
+                <w:szCs w:val="22"/>
+              </w:rPr>
+              <w:t xml:space="preserve">4.054</w:t>
+            </w:r>
+          </w:p>
+        </w:tc>
+        <w:tc>
+          <w:tcPr>
+            <w:tcW w:w="1300" w:type="dxa"/>
+            <w:tcBorders>
+              <w:top w:val="single" w:sz="6" w:color="D9D9D9"/>
+              <w:left w:val="single" w:sz="6" w:color="D9D9D9"/>
+              <w:bottom w:val="single" w:sz="6" w:color="D9D9D9"/>
+              <w:right w:val="single" w:sz="6" w:color="D9D9D9"/>
+            </w:tcBorders>
+            <w:tcMar>
+              <w:top w:w="90" w:type="dxa"/>
+              <w:left w:w="110" w:type="dxa"/>
+              <w:bottom w:w="90" w:type="dxa"/>
+              <w:right w:w="110" w:type="dxa"/>
+            </w:tcMar>
+            <w:vAlign w:val="center"/>
+          </w:tcPr>
+          <w:p>
+            <w:pPr>
+              <w:spacing w:after="0" w:line="240" w:lineRule="auto"/>
+              <w:jc w:val="right"/>
+            </w:pPr>
+            <w:r>
+              <w:rPr>
+                <w:rFonts w:ascii="Arial" w:hAnsi="Arial" w:eastAsia="ＭＳ 明朝" w:cs="Arial" w:eastAsiaTheme="minorEastAsia" w:csTheme="minorBidi"/>
+                <w:color w:val="1F1F1F"/>
+                <w:sz w:val="17"/>
+                <w:szCs w:val="22"/>
+              </w:rPr>
+              <w:t xml:space="preserve">86.0%</w:t>
+            </w:r>
+          </w:p>
+        </w:tc>
+        <w:tc>
+          <w:tcPr>
+            <w:tcW w:w="1400" w:type="dxa"/>
+            <w:tcBorders>
+              <w:top w:val="single" w:sz="6" w:color="D9D9D9"/>
+              <w:left w:val="single" w:sz="6" w:color="D9D9D9"/>
+              <w:bottom w:val="single" w:sz="6" w:color="D9D9D9"/>
+              <w:right w:val="single" w:sz="6" w:color="D9D9D9"/>
+            </w:tcBorders>
+            <w:tcMar>
+              <w:top w:w="90" w:type="dxa"/>
+              <w:left w:w="110" w:type="dxa"/>
+              <w:bottom w:w="90" w:type="dxa"/>
+              <w:right w:w="110" w:type="dxa"/>
+            </w:tcMar>
+            <w:vAlign w:val="center"/>
+          </w:tcPr>
+          <w:p>
+            <w:pPr>
+              <w:spacing w:after="0" w:line="240" w:lineRule="auto"/>
+              <w:jc w:val="right"/>
+            </w:pPr>
+            <w:r>
+              <w:rPr>
+                <w:rFonts w:ascii="Arial" w:hAnsi="Arial" w:eastAsia="ＭＳ 明朝" w:cs="Arial" w:eastAsiaTheme="minorEastAsia" w:csTheme="minorBidi"/>
+                <w:color w:val="1F1F1F"/>
+                <w:sz w:val="17"/>
+                <w:szCs w:val="22"/>
+              </w:rPr>
+              <w:t xml:space="preserve">80.8%</w:t>
+            </w:r>
+          </w:p>
+        </w:tc>
+      </w:tr>
+      <w:tr>
+        <w:tc>
+          <w:tcPr>
+            <w:tcW w:w="3164" w:type="dxa"/>
+            <w:tcBorders>
+              <w:top w:val="single" w:sz="6" w:color="D9D9D9"/>
+              <w:left w:val="single" w:sz="6" w:color="D9D9D9"/>
+              <w:bottom w:val="single" w:sz="6" w:color="D9D9D9"/>
+              <w:right w:val="single" w:sz="6" w:color="D9D9D9"/>
+            </w:tcBorders>
+            <w:tcMar>
+              <w:top w:w="90" w:type="dxa"/>
+              <w:left w:w="110" w:type="dxa"/>
+              <w:bottom w:w="90" w:type="dxa"/>
+              <w:right w:w="110" w:type="dxa"/>
+            </w:tcMar>
+            <w:vAlign w:val="center"/>
+          </w:tcPr>
+          <w:p>
+            <w:pPr>
+              <w:spacing w:after="0" w:line="240" w:lineRule="auto"/>
+              <w:jc w:val="left"/>
+            </w:pPr>
+            <w:r>
+              <w:rPr>
+                <w:rFonts w:ascii="Arial" w:hAnsi="Arial" w:eastAsia="ＭＳ 明朝" w:cs="Arial" w:eastAsiaTheme="minorEastAsia" w:csTheme="minorBidi"/>
+                <w:color w:val="1F1F1F"/>
+                <w:sz w:val="17"/>
+                <w:szCs w:val="22"/>
+              </w:rPr>
+              <w:t xml:space="preserve">Home Alone (1990)</w:t>
+            </w:r>
+          </w:p>
+        </w:tc>
+        <w:tc>
+          <w:tcPr>
+            <w:tcW w:w="1300" w:type="dxa"/>
+            <w:tcBorders>
+              <w:top w:val="single" w:sz="6" w:color="D9D9D9"/>
+              <w:left w:val="single" w:sz="6" w:color="D9D9D9"/>
+              <w:bottom w:val="single" w:sz="6" w:color="D9D9D9"/>
+              <w:right w:val="single" w:sz="6" w:color="D9D9D9"/>
+            </w:tcBorders>
+            <w:tcMar>
+              <w:top w:w="90" w:type="dxa"/>
+              <w:left w:w="110" w:type="dxa"/>
+              <w:bottom w:w="90" w:type="dxa"/>
+              <w:right w:w="110" w:type="dxa"/>
+            </w:tcMar>
+            <w:vAlign w:val="center"/>
+          </w:tcPr>
+          <w:p>
+            <w:pPr>
+              <w:spacing w:after="0" w:line="240" w:lineRule="auto"/>
+              <w:jc w:val="right"/>
+            </w:pPr>
+            <w:r>
+              <w:rPr>
+                <w:rFonts w:ascii="Arial" w:hAnsi="Arial" w:eastAsia="ＭＳ 明朝" w:cs="Arial" w:eastAsiaTheme="minorEastAsia" w:csTheme="minorBidi"/>
+                <w:color w:val="1F1F1F"/>
+                <w:sz w:val="17"/>
+                <w:szCs w:val="22"/>
+              </w:rPr>
+              <w:t xml:space="preserve">11,297</w:t>
+            </w:r>
+          </w:p>
+        </w:tc>
+        <w:tc>
+          <w:tcPr>
+            <w:tcW w:w="1300" w:type="dxa"/>
+            <w:tcBorders>
+              <w:top w:val="single" w:sz="6" w:color="D9D9D9"/>
+              <w:left w:val="single" w:sz="6" w:color="D9D9D9"/>
+              <w:bottom w:val="single" w:sz="6" w:color="D9D9D9"/>
+              <w:right w:val="single" w:sz="6" w:color="D9D9D9"/>
+            </w:tcBorders>
+            <w:tcMar>
+              <w:top w:w="90" w:type="dxa"/>
+              <w:left w:w="110" w:type="dxa"/>
+              <w:bottom w:w="90" w:type="dxa"/>
+              <w:right w:w="110" w:type="dxa"/>
+            </w:tcMar>
+            <w:vAlign w:val="center"/>
+          </w:tcPr>
+          <w:p>
+            <w:pPr>
+              <w:spacing w:after="0" w:line="240" w:lineRule="auto"/>
+              <w:jc w:val="right"/>
+            </w:pPr>
+            <w:r>
+              <w:rPr>
+                <w:rFonts w:ascii="Arial" w:hAnsi="Arial" w:eastAsia="ＭＳ 明朝" w:cs="Arial" w:eastAsiaTheme="minorEastAsia" w:csTheme="minorBidi"/>
+                <w:color w:val="1F1F1F"/>
+                <w:sz w:val="17"/>
+                <w:szCs w:val="22"/>
+              </w:rPr>
+              <w:t xml:space="preserve">3.102</w:t>
+            </w:r>
+          </w:p>
+        </w:tc>
+        <w:tc>
+          <w:tcPr>
+            <w:tcW w:w="1400" w:type="dxa"/>
+            <w:tcBorders>
+              <w:top w:val="single" w:sz="6" w:color="D9D9D9"/>
+              <w:left w:val="single" w:sz="6" w:color="D9D9D9"/>
+              <w:bottom w:val="single" w:sz="6" w:color="D9D9D9"/>
+              <w:right w:val="single" w:sz="6" w:color="D9D9D9"/>
+            </w:tcBorders>
+            <w:tcMar>
+              <w:top w:w="90" w:type="dxa"/>
+              <w:left w:w="110" w:type="dxa"/>
+              <w:bottom w:w="90" w:type="dxa"/>
+              <w:right w:w="110" w:type="dxa"/>
+            </w:tcMar>
+            <w:vAlign w:val="center"/>
+          </w:tcPr>
+          <w:p>
+            <w:pPr>
+              <w:spacing w:after="0" w:line="240" w:lineRule="auto"/>
+              <w:jc w:val="right"/>
+            </w:pPr>
+            <w:r>
+              <w:rPr>
+                <w:rFonts w:ascii="Arial" w:hAnsi="Arial" w:eastAsia="ＭＳ 明朝" w:cs="Arial" w:eastAsiaTheme="minorEastAsia" w:csTheme="minorBidi"/>
+                <w:color w:val="1F1F1F"/>
+                <w:sz w:val="17"/>
+                <w:szCs w:val="22"/>
+              </w:rPr>
+              <w:t xml:space="preserve">3.106</w:t>
+            </w:r>
+          </w:p>
+        </w:tc>
+        <w:tc>
+          <w:tcPr>
+            <w:tcW w:w="1300" w:type="dxa"/>
+            <w:tcBorders>
+              <w:top w:val="single" w:sz="6" w:color="D9D9D9"/>
+              <w:left w:val="single" w:sz="6" w:color="D9D9D9"/>
+              <w:bottom w:val="single" w:sz="6" w:color="D9D9D9"/>
+              <w:right w:val="single" w:sz="6" w:color="D9D9D9"/>
+            </w:tcBorders>
+            <w:tcMar>
+              <w:top w:w="90" w:type="dxa"/>
+              <w:left w:w="110" w:type="dxa"/>
+              <w:bottom w:w="90" w:type="dxa"/>
+              <w:right w:w="110" w:type="dxa"/>
+            </w:tcMar>
+            <w:vAlign w:val="center"/>
+          </w:tcPr>
+          <w:p>
+            <w:pPr>
+              <w:spacing w:after="0" w:line="240" w:lineRule="auto"/>
+              <w:jc w:val="right"/>
+            </w:pPr>
+            <w:r>
+              <w:rPr>
+                <w:rFonts w:ascii="Arial" w:hAnsi="Arial" w:eastAsia="ＭＳ 明朝" w:cs="Arial" w:eastAsiaTheme="minorEastAsia" w:csTheme="minorBidi"/>
+                <w:color w:val="1F1F1F"/>
+                <w:sz w:val="17"/>
+                <w:szCs w:val="22"/>
+              </w:rPr>
+              <w:t xml:space="preserve">30.3%</w:t>
+            </w:r>
+          </w:p>
+        </w:tc>
+        <w:tc>
+          <w:tcPr>
+            <w:tcW w:w="1400" w:type="dxa"/>
+            <w:tcBorders>
+              <w:top w:val="single" w:sz="6" w:color="D9D9D9"/>
+              <w:left w:val="single" w:sz="6" w:color="D9D9D9"/>
+              <w:bottom w:val="single" w:sz="6" w:color="D9D9D9"/>
+              <w:right w:val="single" w:sz="6" w:color="D9D9D9"/>
+            </w:tcBorders>
+            <w:tcMar>
+              <w:top w:w="90" w:type="dxa"/>
+              <w:left w:w="110" w:type="dxa"/>
+              <w:bottom w:w="90" w:type="dxa"/>
+              <w:right w:w="110" w:type="dxa"/>
+            </w:tcMar>
+            <w:vAlign w:val="center"/>
+          </w:tcPr>
+          <w:p>
+            <w:pPr>
+              <w:spacing w:after="0" w:line="240" w:lineRule="auto"/>
+              <w:jc w:val="right"/>
+            </w:pPr>
+            <w:r>
+              <w:rPr>
+                <w:rFonts w:ascii="Arial" w:hAnsi="Arial" w:eastAsia="ＭＳ 明朝" w:cs="Arial" w:eastAsiaTheme="minorEastAsia" w:csTheme="minorBidi"/>
+                <w:color w:val="1F1F1F"/>
+                <w:sz w:val="17"/>
+                <w:szCs w:val="22"/>
+              </w:rPr>
+              <w:t xml:space="preserve">29.5%</w:t>
+            </w:r>
+          </w:p>
+        </w:tc>
+      </w:tr>
+      <w:tr>
+        <w:tc>
+          <w:tcPr>
+            <w:tcW w:w="3164" w:type="dxa"/>
+            <w:tcBorders>
+              <w:top w:val="single" w:sz="6" w:color="D9D9D9"/>
+              <w:left w:val="single" w:sz="6" w:color="D9D9D9"/>
+              <w:bottom w:val="single" w:sz="6" w:color="D9D9D9"/>
+              <w:right w:val="single" w:sz="6" w:color="D9D9D9"/>
+            </w:tcBorders>
+            <w:tcMar>
+              <w:top w:w="90" w:type="dxa"/>
+              <w:left w:w="110" w:type="dxa"/>
+              <w:bottom w:w="90" w:type="dxa"/>
+              <w:right w:w="110" w:type="dxa"/>
+            </w:tcMar>
+            <w:vAlign w:val="center"/>
+          </w:tcPr>
+          <w:p>
+            <w:pPr>
+              <w:spacing w:after="0" w:line="240" w:lineRule="auto"/>
+              <w:jc w:val="left"/>
+            </w:pPr>
+            <w:r>
+              <w:rPr>
+                <w:rFonts w:ascii="Arial" w:hAnsi="Arial" w:eastAsia="ＭＳ 明朝" w:cs="Arial" w:eastAsiaTheme="minorEastAsia" w:csTheme="minorBidi"/>
+                <w:color w:val="1F1F1F"/>
+                <w:sz w:val="17"/>
+                <w:szCs w:val="22"/>
+              </w:rPr>
+              <w:t xml:space="preserve">The Shawshank Redemption (1994)</w:t>
+            </w:r>
+          </w:p>
+        </w:tc>
+        <w:tc>
+          <w:tcPr>
+            <w:tcW w:w="1300" w:type="dxa"/>
+            <w:tcBorders>
+              <w:top w:val="single" w:sz="6" w:color="D9D9D9"/>
+              <w:left w:val="single" w:sz="6" w:color="D9D9D9"/>
+              <w:bottom w:val="single" w:sz="6" w:color="D9D9D9"/>
+              <w:right w:val="single" w:sz="6" w:color="D9D9D9"/>
+            </w:tcBorders>
+            <w:tcMar>
+              <w:top w:w="90" w:type="dxa"/>
+              <w:left w:w="110" w:type="dxa"/>
+              <w:bottom w:w="90" w:type="dxa"/>
+              <w:right w:w="110" w:type="dxa"/>
+            </w:tcMar>
+            <w:vAlign w:val="center"/>
+          </w:tcPr>
+          <w:p>
+            <w:pPr>
+              <w:spacing w:after="0" w:line="240" w:lineRule="auto"/>
+              <w:jc w:val="right"/>
+            </w:pPr>
+            <w:r>
+              <w:rPr>
+                <w:rFonts w:ascii="Arial" w:hAnsi="Arial" w:eastAsia="ＭＳ 明朝" w:cs="Arial" w:eastAsiaTheme="minorEastAsia" w:csTheme="minorBidi"/>
+                <w:color w:val="1F1F1F"/>
+                <w:sz w:val="17"/>
+                <w:szCs w:val="22"/>
+              </w:rPr>
+              <w:t xml:space="preserve">22,869</w:t>
+            </w:r>
+          </w:p>
+        </w:tc>
+        <w:tc>
+          <w:tcPr>
+            <w:tcW w:w="1300" w:type="dxa"/>
+            <w:tcBorders>
+              <w:top w:val="single" w:sz="6" w:color="D9D9D9"/>
+              <w:left w:val="single" w:sz="6" w:color="D9D9D9"/>
+              <w:bottom w:val="single" w:sz="6" w:color="D9D9D9"/>
+              <w:right w:val="single" w:sz="6" w:color="D9D9D9"/>
+            </w:tcBorders>
+            <w:tcMar>
+              <w:top w:w="90" w:type="dxa"/>
+              <w:left w:w="110" w:type="dxa"/>
+              <w:bottom w:w="90" w:type="dxa"/>
+              <w:right w:w="110" w:type="dxa"/>
+            </w:tcMar>
+            <w:vAlign w:val="center"/>
+          </w:tcPr>
+          <w:p>
+            <w:pPr>
+              <w:spacing w:after="0" w:line="240" w:lineRule="auto"/>
+              <w:jc w:val="right"/>
+            </w:pPr>
+            <w:r>
+              <w:rPr>
+                <w:rFonts w:ascii="Arial" w:hAnsi="Arial" w:eastAsia="ＭＳ 明朝" w:cs="Arial" w:eastAsiaTheme="minorEastAsia" w:csTheme="minorBidi"/>
+                <w:color w:val="1F1F1F"/>
+                <w:sz w:val="17"/>
+                <w:szCs w:val="22"/>
+              </w:rPr>
+              <w:t xml:space="preserve">4.479</w:t>
+            </w:r>
+          </w:p>
+        </w:tc>
+        <w:tc>
+          <w:tcPr>
+            <w:tcW w:w="1400" w:type="dxa"/>
+            <w:tcBorders>
+              <w:top w:val="single" w:sz="6" w:color="D9D9D9"/>
+              <w:left w:val="single" w:sz="6" w:color="D9D9D9"/>
+              <w:bottom w:val="single" w:sz="6" w:color="D9D9D9"/>
+              <w:right w:val="single" w:sz="6" w:color="D9D9D9"/>
+            </w:tcBorders>
+            <w:tcMar>
+              <w:top w:w="90" w:type="dxa"/>
+              <w:left w:w="110" w:type="dxa"/>
+              <w:bottom w:w="90" w:type="dxa"/>
+              <w:right w:w="110" w:type="dxa"/>
+            </w:tcMar>
+            <w:vAlign w:val="center"/>
+          </w:tcPr>
+          <w:p>
+            <w:pPr>
+              <w:spacing w:after="0" w:line="240" w:lineRule="auto"/>
+              <w:jc w:val="right"/>
+            </w:pPr>
+            <w:r>
+              <w:rPr>
+                <w:rFonts w:ascii="Arial" w:hAnsi="Arial" w:eastAsia="ＭＳ 明朝" w:cs="Arial" w:eastAsiaTheme="minorEastAsia" w:csTheme="minorBidi"/>
+                <w:color w:val="1F1F1F"/>
+                <w:sz w:val="17"/>
+                <w:szCs w:val="22"/>
+              </w:rPr>
+              <w:t xml:space="preserve">4.475</w:t>
+            </w:r>
+          </w:p>
+        </w:tc>
+        <w:tc>
+          <w:tcPr>
+            <w:tcW w:w="1300" w:type="dxa"/>
+            <w:tcBorders>
+              <w:top w:val="single" w:sz="6" w:color="D9D9D9"/>
+              <w:left w:val="single" w:sz="6" w:color="D9D9D9"/>
+              <w:bottom w:val="single" w:sz="6" w:color="D9D9D9"/>
+              <w:right w:val="single" w:sz="6" w:color="D9D9D9"/>
+            </w:tcBorders>
+            <w:tcMar>
+              <w:top w:w="90" w:type="dxa"/>
+              <w:left w:w="110" w:type="dxa"/>
+              <w:bottom w:w="90" w:type="dxa"/>
+              <w:right w:w="110" w:type="dxa"/>
+            </w:tcMar>
+            <w:vAlign w:val="center"/>
+          </w:tcPr>
+          <w:p>
+            <w:pPr>
+              <w:spacing w:after="0" w:line="240" w:lineRule="auto"/>
+              <w:jc w:val="right"/>
+            </w:pPr>
+            <w:r>
+              <w:rPr>
+                <w:rFonts w:ascii="Arial" w:hAnsi="Arial" w:eastAsia="ＭＳ 明朝" w:cs="Arial" w:eastAsiaTheme="minorEastAsia" w:csTheme="minorBidi"/>
+                <w:color w:val="1F1F1F"/>
+                <w:sz w:val="17"/>
+                <w:szCs w:val="22"/>
+              </w:rPr>
+              <w:t xml:space="preserve">89.2%</w:t>
+            </w:r>
+          </w:p>
+        </w:tc>
+        <w:tc>
+          <w:tcPr>
+            <w:tcW w:w="1400" w:type="dxa"/>
+            <w:tcBorders>
+              <w:top w:val="single" w:sz="6" w:color="D9D9D9"/>
+              <w:left w:val="single" w:sz="6" w:color="D9D9D9"/>
+              <w:bottom w:val="single" w:sz="6" w:color="D9D9D9"/>
+              <w:right w:val="single" w:sz="6" w:color="D9D9D9"/>
+            </w:tcBorders>
+            <w:tcMar>
+              <w:top w:w="90" w:type="dxa"/>
+              <w:left w:w="110" w:type="dxa"/>
+              <w:bottom w:w="90" w:type="dxa"/>
+              <w:right w:w="110" w:type="dxa"/>
+            </w:tcMar>
+            <w:vAlign w:val="center"/>
+          </w:tcPr>
+          <w:p>
+            <w:pPr>
+              <w:spacing w:after="0" w:line="240" w:lineRule="auto"/>
+              <w:jc w:val="right"/>
+            </w:pPr>
+            <w:r>
+              <w:rPr>
+                <w:rFonts w:ascii="Arial" w:hAnsi="Arial" w:eastAsia="ＭＳ 明朝" w:cs="Arial" w:eastAsiaTheme="minorEastAsia" w:csTheme="minorBidi"/>
+                <w:color w:val="1F1F1F"/>
+                <w:sz w:val="17"/>
+                <w:szCs w:val="22"/>
+              </w:rPr>
+              <w:t xml:space="preserve">88.8%</w:t>
+            </w:r>
+          </w:p>
+        </w:tc>
+      </w:tr>
+    </w:tbl>
+    <w:p>
+      <w:pPr>
+        <w:keepLines w:val="0"/>
+        <w:jc w:val="both"/>
+      </w:pPr>
+      <w:r>
+        <w:rPr>
+          <w:rFonts w:ascii="Arial" w:hAnsi="Arial" w:eastAsia="ＭＳ 明朝" w:cs="Arial" w:eastAsiaTheme="minorEastAsia" w:csTheme="minorBidi"/>
+          <w:color w:val="1F1F1F"/>
+          <w:sz w:val="20"/>
+          <w:szCs w:val="22"/>
+        </w:rPr>
+        <w:t xml:space="preserve">After adjustment, Teddy Bear (Mis) falls from first place to about rank 2,343 of 8,553 TRAIN titles, and the top of the ranking consists of titles with both high averages and thousands of ratings, led by The Shawshank Redemption, The Godfather and Schindler’s List. Hotel Rwanda, with only 215 TRAIN ratings, keeps a high adjusted score because its evidence is already substantial. Well-supported titles such as Home Alone are almost unchanged, so the adjustment corrects small samples without distorting large ones.</w:t>
+      </w:r>
+    </w:p>
+    <w:p>
+      <w:pPr>
+        <w:keepLines w:val="0"/>
+        <w:jc w:val="both"/>
+      </w:pPr>
+      <w:r>
+        <w:rPr>
+          <w:rFonts w:ascii="Arial" w:hAnsi="Arial" w:eastAsia="ＭＳ 明朝" w:cs="Arial" w:eastAsiaTheme="minorEastAsia" w:csTheme="minorBidi"/>
+          <w:color w:val="1F1F1F"/>
+          <w:sz w:val="20"/>
+          <w:szCs w:val="22"/>
+        </w:rPr>
+        <w:t xml:space="preserve">The same logic is applied to the segment-level evidence behind the recommendations. The table below gives the 95% Wilson interval of the observed TEST positive rate for Selective Critics.</w:t>
+      </w:r>
+    </w:p>
+    <w:tbl>
+      <w:tblPr>
+        <w:tblW w:w="0" w:type="auto"/>
+        <w:jc w:val="center"/>
+        <w:tblBorders>
+          <w:top w:val="single" w:sz="6" w:color="D9D9D9"/>
+          <w:left w:val="single" w:sz="6" w:color="D9D9D9"/>
+          <w:bottom w:val="single" w:sz="6" w:color="D9D9D9"/>
+          <w:right w:val="single" w:sz="6" w:color="D9D9D9"/>
+          <w:insideH w:val="single" w:sz="6" w:color="D9D9D9"/>
+          <w:insideV w:val="single" w:sz="6" w:color="D9D9D9"/>
+        </w:tblBorders>
+        <w:tblLayout w:type="fixed"/>
+        <w:tblCellMar>
+          <w:top w:w="0" w:type="dxa"/>
+          <w:left w:w="108" w:type="dxa"/>
+          <w:bottom w:w="0" w:type="dxa"/>
+          <w:right w:w="108" w:type="dxa"/>
+        </w:tblCellMar>
+        <w:tblLook w:firstRow="1" w:firstColumn="1" w:noVBand="1"/>
+      </w:tblPr>
+      <w:tblGrid>
+        <w:gridCol w:w="3364"/>
+        <w:gridCol w:w="1300"/>
+        <w:gridCol w:w="1600"/>
+        <w:gridCol w:w="1600"/>
+        <w:gridCol w:w="2000"/>
+      </w:tblGrid>
+      <w:tr>
+        <w:trPr>
+          <w:tblHeader/>
+        </w:trPr>
+        <w:tc>
+          <w:tcPr>
+            <w:tcW w:w="3364" w:type="dxa"/>
+            <w:tcBorders>
+              <w:top w:val="single" w:sz="6" w:color="D9D9D9"/>
+              <w:left w:val="single" w:sz="6" w:color="D9D9D9"/>
+              <w:bottom w:val="single" w:sz="6" w:color="D9D9D9"/>
+              <w:right w:val="single" w:sz="6" w:color="D9D9D9"/>
+            </w:tcBorders>
+            <w:shd w:val="clear" w:fill="1F4E78"/>
+            <w:tcMar>
+              <w:top w:w="90" w:type="dxa"/>
+              <w:left w:w="110" w:type="dxa"/>
+              <w:bottom w:w="90" w:type="dxa"/>
+              <w:right w:w="110" w:type="dxa"/>
+            </w:tcMar>
+            <w:vAlign w:val="center"/>
+          </w:tcPr>
+          <w:p>
+            <w:pPr>
+              <w:spacing w:after="0"/>
+              <w:jc w:val="center"/>
+            </w:pPr>
+            <w:r>
+              <w:rPr>
+                <w:rFonts w:ascii="Arial" w:hAnsi="Arial" w:eastAsia="ＭＳ 明朝" w:cs="Arial" w:eastAsiaTheme="minorEastAsia" w:csTheme="minorBidi"/>
+                <w:b/>
+                <w:bCs/>
+                <w:color w:val="FFFFFF"/>
+                <w:sz w:val="17"/>
+                <w:szCs w:val="22"/>
+              </w:rPr>
+              <w:t xml:space="preserve">Title (Selective Critics)</w:t>
+            </w:r>
+          </w:p>
+        </w:tc>
+        <w:tc>
+          <w:tcPr>
+            <w:tcW w:w="1300" w:type="dxa"/>
+            <w:tcBorders>
+              <w:top w:val="single" w:sz="6" w:color="D9D9D9"/>
+              <w:left w:val="single" w:sz="6" w:color="D9D9D9"/>
+              <w:bottom w:val="single" w:sz="6" w:color="D9D9D9"/>
+              <w:right w:val="single" w:sz="6" w:color="D9D9D9"/>
+            </w:tcBorders>
+            <w:shd w:val="clear" w:fill="1F4E78"/>
+            <w:tcMar>
+              <w:top w:w="90" w:type="dxa"/>
+              <w:left w:w="110" w:type="dxa"/>
+              <w:bottom w:w="90" w:type="dxa"/>
+              <w:right w:w="110" w:type="dxa"/>
+            </w:tcMar>
+            <w:vAlign w:val="center"/>
+          </w:tcPr>
+          <w:p>
+            <w:pPr>
+              <w:spacing w:after="0"/>
+              <w:jc w:val="center"/>
+            </w:pPr>
+            <w:r>
+              <w:rPr>
+                <w:rFonts w:ascii="Arial" w:hAnsi="Arial" w:eastAsia="ＭＳ 明朝" w:cs="Arial" w:eastAsiaTheme="minorEastAsia" w:csTheme="minorBidi"/>
+                <w:b/>
+                <w:bCs/>
+                <w:color w:val="FFFFFF"/>
+                <w:sz w:val="17"/>
+                <w:szCs w:val="22"/>
+              </w:rPr>
+              <w:t xml:space="preserve">TEST support</w:t>
+            </w:r>
+          </w:p>
+        </w:tc>
+        <w:tc>
+          <w:tcPr>
+            <w:tcW w:w="1600" w:type="dxa"/>
+            <w:tcBorders>
+              <w:top w:val="single" w:sz="6" w:color="D9D9D9"/>
+              <w:left w:val="single" w:sz="6" w:color="D9D9D9"/>
+              <w:bottom w:val="single" w:sz="6" w:color="D9D9D9"/>
+              <w:right w:val="single" w:sz="6" w:color="D9D9D9"/>
+            </w:tcBorders>
+            <w:shd w:val="clear" w:fill="1F4E78"/>
+            <w:tcMar>
+              <w:top w:w="90" w:type="dxa"/>
+              <w:left w:w="110" w:type="dxa"/>
+              <w:bottom w:w="90" w:type="dxa"/>
+              <w:right w:w="110" w:type="dxa"/>
+            </w:tcMar>
+            <w:vAlign w:val="center"/>
+          </w:tcPr>
+          <w:p>
+            <w:pPr>
+              <w:spacing w:after="0"/>
+              <w:jc w:val="center"/>
+            </w:pPr>
+            <w:r>
+              <w:rPr>
+                <w:rFonts w:ascii="Arial" w:hAnsi="Arial" w:eastAsia="ＭＳ 明朝" w:cs="Arial" w:eastAsiaTheme="minorEastAsia" w:csTheme="minorBidi"/>
+                <w:b/>
+                <w:bCs/>
+                <w:color w:val="FFFFFF"/>
+                <w:sz w:val="17"/>
+                <w:szCs w:val="22"/>
+              </w:rPr>
+              <w:t xml:space="preserve">Predicted</w:t>
+            </w:r>
+          </w:p>
+        </w:tc>
+        <w:tc>
+          <w:tcPr>
+            <w:tcW w:w="1600" w:type="dxa"/>
+            <w:tcBorders>
+              <w:top w:val="single" w:sz="6" w:color="D9D9D9"/>
+              <w:left w:val="single" w:sz="6" w:color="D9D9D9"/>
+              <w:bottom w:val="single" w:sz="6" w:color="D9D9D9"/>
+              <w:right w:val="single" w:sz="6" w:color="D9D9D9"/>
+            </w:tcBorders>
+            <w:shd w:val="clear" w:fill="1F4E78"/>
+            <w:tcMar>
+              <w:top w:w="90" w:type="dxa"/>
+              <w:left w:w="110" w:type="dxa"/>
+              <w:bottom w:w="90" w:type="dxa"/>
+              <w:right w:w="110" w:type="dxa"/>
+            </w:tcMar>
+            <w:vAlign w:val="center"/>
+          </w:tcPr>
+          <w:p>
+            <w:pPr>
+              <w:spacing w:after="0"/>
+              <w:jc w:val="center"/>
+            </w:pPr>
+            <w:r>
+              <w:rPr>
+                <w:rFonts w:ascii="Arial" w:hAnsi="Arial" w:eastAsia="ＭＳ 明朝" w:cs="Arial" w:eastAsiaTheme="minorEastAsia" w:csTheme="minorBidi"/>
+                <w:b/>
+                <w:bCs/>
+                <w:color w:val="FFFFFF"/>
+                <w:sz w:val="17"/>
+                <w:szCs w:val="22"/>
+              </w:rPr>
+              <w:t xml:space="preserve">Observed</w:t>
+            </w:r>
+          </w:p>
+        </w:tc>
+        <w:tc>
+          <w:tcPr>
+            <w:tcW w:w="2000" w:type="dxa"/>
+            <w:tcBorders>
+              <w:top w:val="single" w:sz="6" w:color="D9D9D9"/>
+              <w:left w:val="single" w:sz="6" w:color="D9D9D9"/>
+              <w:bottom w:val="single" w:sz="6" w:color="D9D9D9"/>
+              <w:right w:val="single" w:sz="6" w:color="D9D9D9"/>
+            </w:tcBorders>
+            <w:shd w:val="clear" w:fill="1F4E78"/>
+            <w:tcMar>
+              <w:top w:w="90" w:type="dxa"/>
+              <w:left w:w="110" w:type="dxa"/>
+              <w:bottom w:w="90" w:type="dxa"/>
+              <w:right w:w="110" w:type="dxa"/>
+            </w:tcMar>
+            <w:vAlign w:val="center"/>
+          </w:tcPr>
+          <w:p>
+            <w:pPr>
+              <w:spacing w:after="0"/>
+              <w:jc w:val="center"/>
+            </w:pPr>
+            <w:r>
+              <w:rPr>
+                <w:rFonts w:ascii="Arial" w:hAnsi="Arial" w:eastAsia="ＭＳ 明朝" w:cs="Arial" w:eastAsiaTheme="minorEastAsia" w:csTheme="minorBidi"/>
+                <w:b/>
+                <w:bCs/>
+                <w:color w:val="FFFFFF"/>
+                <w:sz w:val="17"/>
+                <w:szCs w:val="22"/>
+              </w:rPr>
+              <w:t xml:space="preserve">95% interval</w:t>
+            </w:r>
+          </w:p>
+        </w:tc>
+      </w:tr>
+      <w:tr>
+        <w:tc>
+          <w:tcPr>
+            <w:tcW w:w="3364" w:type="dxa"/>
+            <w:tcBorders>
+              <w:top w:val="single" w:sz="6" w:color="D9D9D9"/>
+              <w:left w:val="single" w:sz="6" w:color="D9D9D9"/>
+              <w:bottom w:val="single" w:sz="6" w:color="D9D9D9"/>
+              <w:right w:val="single" w:sz="6" w:color="D9D9D9"/>
+            </w:tcBorders>
+            <w:tcMar>
+              <w:top w:w="90" w:type="dxa"/>
+              <w:left w:w="110" w:type="dxa"/>
+              <w:bottom w:w="90" w:type="dxa"/>
+              <w:right w:w="110" w:type="dxa"/>
+            </w:tcMar>
+            <w:vAlign w:val="center"/>
+          </w:tcPr>
+          <w:p>
+            <w:pPr>
+              <w:spacing w:after="0" w:line="240" w:lineRule="auto"/>
+              <w:jc w:val="left"/>
+            </w:pPr>
+            <w:r>
+              <w:rPr>
+                <w:rFonts w:ascii="Arial" w:hAnsi="Arial" w:eastAsia="ＭＳ 明朝" w:cs="Arial" w:eastAsiaTheme="minorEastAsia" w:csTheme="minorBidi"/>
+                <w:color w:val="1F1F1F"/>
+                <w:sz w:val="17"/>
+                <w:szCs w:val="22"/>
+              </w:rPr>
+              <w:t xml:space="preserve">Hotel Rwanda</w:t>
+            </w:r>
+          </w:p>
+        </w:tc>
+        <w:tc>
+          <w:tcPr>
+            <w:tcW w:w="1300" w:type="dxa"/>
+            <w:tcBorders>
+              <w:top w:val="single" w:sz="6" w:color="D9D9D9"/>
+              <w:left w:val="single" w:sz="6" w:color="D9D9D9"/>
+              <w:bottom w:val="single" w:sz="6" w:color="D9D9D9"/>
+              <w:right w:val="single" w:sz="6" w:color="D9D9D9"/>
+            </w:tcBorders>
+            <w:tcMar>
+              <w:top w:w="90" w:type="dxa"/>
+              <w:left w:w="110" w:type="dxa"/>
+              <w:bottom w:w="90" w:type="dxa"/>
+              <w:right w:w="110" w:type="dxa"/>
+            </w:tcMar>
+            <w:vAlign w:val="center"/>
+          </w:tcPr>
+          <w:p>
+            <w:pPr>
+              <w:spacing w:after="0" w:line="240" w:lineRule="auto"/>
+              <w:jc w:val="right"/>
+            </w:pPr>
+            <w:r>
+              <w:rPr>
+                <w:rFonts w:ascii="Arial" w:hAnsi="Arial" w:eastAsia="ＭＳ 明朝" w:cs="Arial" w:eastAsiaTheme="minorEastAsia" w:csTheme="minorBidi"/>
+                <w:color w:val="1F1F1F"/>
+                <w:sz w:val="17"/>
+                <w:szCs w:val="22"/>
+              </w:rPr>
+              <w:t xml:space="preserve">108</w:t>
+            </w:r>
+          </w:p>
+        </w:tc>
+        <w:tc>
+          <w:tcPr>
+            <w:tcW w:w="1600" w:type="dxa"/>
+            <w:tcBorders>
+              <w:top w:val="single" w:sz="6" w:color="D9D9D9"/>
+              <w:left w:val="single" w:sz="6" w:color="D9D9D9"/>
+              <w:bottom w:val="single" w:sz="6" w:color="D9D9D9"/>
+              <w:right w:val="single" w:sz="6" w:color="D9D9D9"/>
+            </w:tcBorders>
+            <w:tcMar>
+              <w:top w:w="90" w:type="dxa"/>
+              <w:left w:w="110" w:type="dxa"/>
+              <w:bottom w:w="90" w:type="dxa"/>
+              <w:right w:w="110" w:type="dxa"/>
+            </w:tcMar>
+            <w:vAlign w:val="center"/>
+          </w:tcPr>
+          <w:p>
+            <w:pPr>
+              <w:spacing w:after="0" w:line="240" w:lineRule="auto"/>
+              <w:jc w:val="right"/>
+            </w:pPr>
+            <w:r>
+              <w:rPr>
+                <w:rFonts w:ascii="Arial" w:hAnsi="Arial" w:eastAsia="ＭＳ 明朝" w:cs="Arial" w:eastAsiaTheme="minorEastAsia" w:csTheme="minorBidi"/>
+                <w:color w:val="1F1F1F"/>
+                <w:sz w:val="17"/>
+                <w:szCs w:val="22"/>
+              </w:rPr>
+              <w:t xml:space="preserve">76.72%</w:t>
+            </w:r>
+          </w:p>
+        </w:tc>
+        <w:tc>
+          <w:tcPr>
+            <w:tcW w:w="1600" w:type="dxa"/>
+            <w:tcBorders>
+              <w:top w:val="single" w:sz="6" w:color="D9D9D9"/>
+              <w:left w:val="single" w:sz="6" w:color="D9D9D9"/>
+              <w:bottom w:val="single" w:sz="6" w:color="D9D9D9"/>
+              <w:right w:val="single" w:sz="6" w:color="D9D9D9"/>
+            </w:tcBorders>
+            <w:tcMar>
+              <w:top w:w="90" w:type="dxa"/>
+              <w:left w:w="110" w:type="dxa"/>
+              <w:bottom w:w="90" w:type="dxa"/>
+              <w:right w:w="110" w:type="dxa"/>
+            </w:tcMar>
+            <w:vAlign w:val="center"/>
+          </w:tcPr>
+          <w:p>
+            <w:pPr>
+              <w:spacing w:after="0" w:line="240" w:lineRule="auto"/>
+              <w:jc w:val="right"/>
+            </w:pPr>
+            <w:r>
+              <w:rPr>
+                <w:rFonts w:ascii="Arial" w:hAnsi="Arial" w:eastAsia="ＭＳ 明朝" w:cs="Arial" w:eastAsiaTheme="minorEastAsia" w:csTheme="minorBidi"/>
+                <w:color w:val="1F1F1F"/>
+                <w:sz w:val="17"/>
+                <w:szCs w:val="22"/>
+              </w:rPr>
+              <w:t xml:space="preserve">77.78%</w:t>
+            </w:r>
+          </w:p>
+        </w:tc>
+        <w:tc>
+          <w:tcPr>
+            <w:tcW w:w="2000" w:type="dxa"/>
+            <w:tcBorders>
+              <w:top w:val="single" w:sz="6" w:color="D9D9D9"/>
+              <w:left w:val="single" w:sz="6" w:color="D9D9D9"/>
+              <w:bottom w:val="single" w:sz="6" w:color="D9D9D9"/>
+              <w:right w:val="single" w:sz="6" w:color="D9D9D9"/>
+            </w:tcBorders>
+            <w:tcMar>
+              <w:top w:w="90" w:type="dxa"/>
+              <w:left w:w="110" w:type="dxa"/>
+              <w:bottom w:w="90" w:type="dxa"/>
+              <w:right w:w="110" w:type="dxa"/>
+            </w:tcMar>
+            <w:vAlign w:val="center"/>
+          </w:tcPr>
+          <w:p>
+            <w:pPr>
+              <w:spacing w:after="0" w:line="240" w:lineRule="auto"/>
+              <w:jc w:val="right"/>
+            </w:pPr>
+            <w:r>
+              <w:rPr>
+                <w:rFonts w:ascii="Arial" w:hAnsi="Arial" w:eastAsia="ＭＳ 明朝" w:cs="Arial" w:eastAsiaTheme="minorEastAsia" w:csTheme="minorBidi"/>
+                <w:color w:val="1F1F1F"/>
+                <w:sz w:val="17"/>
+                <w:szCs w:val="22"/>
+              </w:rPr>
+              <w:t xml:space="preserve">69.1% to 84.6%</w:t>
+            </w:r>
+          </w:p>
+        </w:tc>
+      </w:tr>
+      <w:tr>
+        <w:tc>
+          <w:tcPr>
+            <w:tcW w:w="3364" w:type="dxa"/>
+            <w:tcBorders>
+              <w:top w:val="single" w:sz="6" w:color="D9D9D9"/>
+              <w:left w:val="single" w:sz="6" w:color="D9D9D9"/>
+              <w:bottom w:val="single" w:sz="6" w:color="D9D9D9"/>
+              <w:right w:val="single" w:sz="6" w:color="D9D9D9"/>
+            </w:tcBorders>
+            <w:tcMar>
+              <w:top w:w="90" w:type="dxa"/>
+              <w:left w:w="110" w:type="dxa"/>
+              <w:bottom w:w="90" w:type="dxa"/>
+              <w:right w:w="110" w:type="dxa"/>
+            </w:tcMar>
+            <w:vAlign w:val="center"/>
+          </w:tcPr>
+          <w:p>
+            <w:pPr>
+              <w:spacing w:after="0" w:line="240" w:lineRule="auto"/>
+              <w:jc w:val="left"/>
+            </w:pPr>
+            <w:r>
+              <w:rPr>
+                <w:rFonts w:ascii="Arial" w:hAnsi="Arial" w:eastAsia="ＭＳ 明朝" w:cs="Arial" w:eastAsiaTheme="minorEastAsia" w:csTheme="minorBidi"/>
+                <w:color w:val="1F1F1F"/>
+                <w:sz w:val="17"/>
+                <w:szCs w:val="22"/>
+              </w:rPr>
+              <w:t xml:space="preserve">My Neighbor Totoro</w:t>
+            </w:r>
+          </w:p>
+        </w:tc>
+        <w:tc>
+          <w:tcPr>
+            <w:tcW w:w="1300" w:type="dxa"/>
+            <w:tcBorders>
+              <w:top w:val="single" w:sz="6" w:color="D9D9D9"/>
+              <w:left w:val="single" w:sz="6" w:color="D9D9D9"/>
+              <w:bottom w:val="single" w:sz="6" w:color="D9D9D9"/>
+              <w:right w:val="single" w:sz="6" w:color="D9D9D9"/>
+            </w:tcBorders>
+            <w:tcMar>
+              <w:top w:w="90" w:type="dxa"/>
+              <w:left w:w="110" w:type="dxa"/>
+              <w:bottom w:w="90" w:type="dxa"/>
+              <w:right w:w="110" w:type="dxa"/>
+            </w:tcMar>
+            <w:vAlign w:val="center"/>
+          </w:tcPr>
+          <w:p>
+            <w:pPr>
+              <w:spacing w:after="0" w:line="240" w:lineRule="auto"/>
+              <w:jc w:val="right"/>
+            </w:pPr>
+            <w:r>
+              <w:rPr>
+                <w:rFonts w:ascii="Arial" w:hAnsi="Arial" w:eastAsia="ＭＳ 明朝" w:cs="Arial" w:eastAsiaTheme="minorEastAsia" w:csTheme="minorBidi"/>
+                <w:color w:val="1F1F1F"/>
+                <w:sz w:val="17"/>
+                <w:szCs w:val="22"/>
+              </w:rPr>
+              <w:t xml:space="preserve">58</w:t>
+            </w:r>
+          </w:p>
+        </w:tc>
+        <w:tc>
+          <w:tcPr>
+            <w:tcW w:w="1600" w:type="dxa"/>
+            <w:tcBorders>
+              <w:top w:val="single" w:sz="6" w:color="D9D9D9"/>
+              <w:left w:val="single" w:sz="6" w:color="D9D9D9"/>
+              <w:bottom w:val="single" w:sz="6" w:color="D9D9D9"/>
+              <w:right w:val="single" w:sz="6" w:color="D9D9D9"/>
+            </w:tcBorders>
+            <w:tcMar>
+              <w:top w:w="90" w:type="dxa"/>
+              <w:left w:w="110" w:type="dxa"/>
+              <w:bottom w:w="90" w:type="dxa"/>
+              <w:right w:w="110" w:type="dxa"/>
+            </w:tcMar>
+            <w:vAlign w:val="center"/>
+          </w:tcPr>
+          <w:p>
+            <w:pPr>
+              <w:spacing w:after="0" w:line="240" w:lineRule="auto"/>
+              <w:jc w:val="right"/>
+            </w:pPr>
+            <w:r>
+              <w:rPr>
+                <w:rFonts w:ascii="Arial" w:hAnsi="Arial" w:eastAsia="ＭＳ 明朝" w:cs="Arial" w:eastAsiaTheme="minorEastAsia" w:csTheme="minorBidi"/>
+                <w:color w:val="1F1F1F"/>
+                <w:sz w:val="17"/>
+                <w:szCs w:val="22"/>
+              </w:rPr>
+              <w:t xml:space="preserve">74.87%</w:t>
+            </w:r>
+          </w:p>
+        </w:tc>
+        <w:tc>
+          <w:tcPr>
+            <w:tcW w:w="1600" w:type="dxa"/>
+            <w:tcBorders>
+              <w:top w:val="single" w:sz="6" w:color="D9D9D9"/>
+              <w:left w:val="single" w:sz="6" w:color="D9D9D9"/>
+              <w:bottom w:val="single" w:sz="6" w:color="D9D9D9"/>
+              <w:right w:val="single" w:sz="6" w:color="D9D9D9"/>
+            </w:tcBorders>
+            <w:tcMar>
+              <w:top w:w="90" w:type="dxa"/>
+              <w:left w:w="110" w:type="dxa"/>
+              <w:bottom w:w="90" w:type="dxa"/>
+              <w:right w:w="110" w:type="dxa"/>
+            </w:tcMar>
+            <w:vAlign w:val="center"/>
+          </w:tcPr>
+          <w:p>
+            <w:pPr>
+              <w:spacing w:after="0" w:line="240" w:lineRule="auto"/>
+              <w:jc w:val="right"/>
+            </w:pPr>
+            <w:r>
+              <w:rPr>
+                <w:rFonts w:ascii="Arial" w:hAnsi="Arial" w:eastAsia="ＭＳ 明朝" w:cs="Arial" w:eastAsiaTheme="minorEastAsia" w:csTheme="minorBidi"/>
+                <w:color w:val="1F1F1F"/>
+                <w:sz w:val="17"/>
+                <w:szCs w:val="22"/>
+              </w:rPr>
+              <w:t xml:space="preserve">74.14%</w:t>
+            </w:r>
+          </w:p>
+        </w:tc>
+        <w:tc>
+          <w:tcPr>
+            <w:tcW w:w="2000" w:type="dxa"/>
+            <w:tcBorders>
+              <w:top w:val="single" w:sz="6" w:color="D9D9D9"/>
+              <w:left w:val="single" w:sz="6" w:color="D9D9D9"/>
+              <w:bottom w:val="single" w:sz="6" w:color="D9D9D9"/>
+              <w:right w:val="single" w:sz="6" w:color="D9D9D9"/>
+            </w:tcBorders>
+            <w:tcMar>
+              <w:top w:w="90" w:type="dxa"/>
+              <w:left w:w="110" w:type="dxa"/>
+              <w:bottom w:w="90" w:type="dxa"/>
+              <w:right w:w="110" w:type="dxa"/>
+            </w:tcMar>
+            <w:vAlign w:val="center"/>
+          </w:tcPr>
+          <w:p>
+            <w:pPr>
+              <w:spacing w:after="0" w:line="240" w:lineRule="auto"/>
+              <w:jc w:val="right"/>
+            </w:pPr>
+            <w:r>
+              <w:rPr>
+                <w:rFonts w:ascii="Arial" w:hAnsi="Arial" w:eastAsia="ＭＳ 明朝" w:cs="Arial" w:eastAsiaTheme="minorEastAsia" w:csTheme="minorBidi"/>
+                <w:color w:val="1F1F1F"/>
+                <w:sz w:val="17"/>
+                <w:szCs w:val="22"/>
+              </w:rPr>
+              <w:t xml:space="preserve">61.6% to 83.7%</w:t>
+            </w:r>
+          </w:p>
+        </w:tc>
+      </w:tr>
+      <w:tr>
+        <w:tc>
+          <w:tcPr>
+            <w:tcW w:w="3364" w:type="dxa"/>
+            <w:tcBorders>
+              <w:top w:val="single" w:sz="6" w:color="D9D9D9"/>
+              <w:left w:val="single" w:sz="6" w:color="D9D9D9"/>
+              <w:bottom w:val="single" w:sz="6" w:color="D9D9D9"/>
+              <w:right w:val="single" w:sz="6" w:color="D9D9D9"/>
+            </w:tcBorders>
+            <w:tcMar>
+              <w:top w:w="90" w:type="dxa"/>
+              <w:left w:w="110" w:type="dxa"/>
+              <w:bottom w:w="90" w:type="dxa"/>
+              <w:right w:w="110" w:type="dxa"/>
+            </w:tcMar>
+            <w:vAlign w:val="center"/>
+          </w:tcPr>
+          <w:p>
+            <w:pPr>
+              <w:spacing w:after="0" w:line="240" w:lineRule="auto"/>
+              <w:jc w:val="left"/>
+            </w:pPr>
+            <w:r>
+              <w:rPr>
+                <w:rFonts w:ascii="Arial" w:hAnsi="Arial" w:eastAsia="ＭＳ 明朝" w:cs="Arial" w:eastAsiaTheme="minorEastAsia" w:csTheme="minorBidi"/>
+                <w:color w:val="1F1F1F"/>
+                <w:sz w:val="17"/>
+                <w:szCs w:val="22"/>
+              </w:rPr>
+              <w:t xml:space="preserve">City of God</w:t>
+            </w:r>
+          </w:p>
+        </w:tc>
+        <w:tc>
+          <w:tcPr>
+            <w:tcW w:w="1300" w:type="dxa"/>
+            <w:tcBorders>
+              <w:top w:val="single" w:sz="6" w:color="D9D9D9"/>
+              <w:left w:val="single" w:sz="6" w:color="D9D9D9"/>
+              <w:bottom w:val="single" w:sz="6" w:color="D9D9D9"/>
+              <w:right w:val="single" w:sz="6" w:color="D9D9D9"/>
+            </w:tcBorders>
+            <w:tcMar>
+              <w:top w:w="90" w:type="dxa"/>
+              <w:left w:w="110" w:type="dxa"/>
+              <w:bottom w:w="90" w:type="dxa"/>
+              <w:right w:w="110" w:type="dxa"/>
+            </w:tcMar>
+            <w:vAlign w:val="center"/>
+          </w:tcPr>
+          <w:p>
+            <w:pPr>
+              <w:spacing w:after="0" w:line="240" w:lineRule="auto"/>
+              <w:jc w:val="right"/>
+            </w:pPr>
+            <w:r>
+              <w:rPr>
+                <w:rFonts w:ascii="Arial" w:hAnsi="Arial" w:eastAsia="ＭＳ 明朝" w:cs="Arial" w:eastAsiaTheme="minorEastAsia" w:csTheme="minorBidi"/>
+                <w:color w:val="1F1F1F"/>
+                <w:sz w:val="17"/>
+                <w:szCs w:val="22"/>
+              </w:rPr>
+              <w:t xml:space="preserve">60</w:t>
+            </w:r>
+          </w:p>
+        </w:tc>
+        <w:tc>
+          <w:tcPr>
+            <w:tcW w:w="1600" w:type="dxa"/>
+            <w:tcBorders>
+              <w:top w:val="single" w:sz="6" w:color="D9D9D9"/>
+              <w:left w:val="single" w:sz="6" w:color="D9D9D9"/>
+              <w:bottom w:val="single" w:sz="6" w:color="D9D9D9"/>
+              <w:right w:val="single" w:sz="6" w:color="D9D9D9"/>
+            </w:tcBorders>
+            <w:tcMar>
+              <w:top w:w="90" w:type="dxa"/>
+              <w:left w:w="110" w:type="dxa"/>
+              <w:bottom w:w="90" w:type="dxa"/>
+              <w:right w:w="110" w:type="dxa"/>
+            </w:tcMar>
+            <w:vAlign w:val="center"/>
+          </w:tcPr>
+          <w:p>
+            <w:pPr>
+              <w:spacing w:after="0" w:line="240" w:lineRule="auto"/>
+              <w:jc w:val="right"/>
+            </w:pPr>
+            <w:r>
+              <w:rPr>
+                <w:rFonts w:ascii="Arial" w:hAnsi="Arial" w:eastAsia="ＭＳ 明朝" w:cs="Arial" w:eastAsiaTheme="minorEastAsia" w:csTheme="minorBidi"/>
+                <w:color w:val="1F1F1F"/>
+                <w:sz w:val="17"/>
+                <w:szCs w:val="22"/>
+              </w:rPr>
+              <w:t xml:space="preserve">71.66%</w:t>
+            </w:r>
+          </w:p>
+        </w:tc>
+        <w:tc>
+          <w:tcPr>
+            <w:tcW w:w="1600" w:type="dxa"/>
+            <w:tcBorders>
+              <w:top w:val="single" w:sz="6" w:color="D9D9D9"/>
+              <w:left w:val="single" w:sz="6" w:color="D9D9D9"/>
+              <w:bottom w:val="single" w:sz="6" w:color="D9D9D9"/>
+              <w:right w:val="single" w:sz="6" w:color="D9D9D9"/>
+            </w:tcBorders>
+            <w:tcMar>
+              <w:top w:w="90" w:type="dxa"/>
+              <w:left w:w="110" w:type="dxa"/>
+              <w:bottom w:w="90" w:type="dxa"/>
+              <w:right w:w="110" w:type="dxa"/>
+            </w:tcMar>
+            <w:vAlign w:val="center"/>
+          </w:tcPr>
+          <w:p>
+            <w:pPr>
+              <w:spacing w:after="0" w:line="240" w:lineRule="auto"/>
+              <w:jc w:val="right"/>
+            </w:pPr>
+            <w:r>
+              <w:rPr>
+                <w:rFonts w:ascii="Arial" w:hAnsi="Arial" w:eastAsia="ＭＳ 明朝" w:cs="Arial" w:eastAsiaTheme="minorEastAsia" w:csTheme="minorBidi"/>
+                <w:color w:val="1F1F1F"/>
+                <w:sz w:val="17"/>
+                <w:szCs w:val="22"/>
+              </w:rPr>
+              <w:t xml:space="preserve">70.00%</w:t>
+            </w:r>
+          </w:p>
+        </w:tc>
+        <w:tc>
+          <w:tcPr>
+            <w:tcW w:w="2000" w:type="dxa"/>
+            <w:tcBorders>
+              <w:top w:val="single" w:sz="6" w:color="D9D9D9"/>
+              <w:left w:val="single" w:sz="6" w:color="D9D9D9"/>
+              <w:bottom w:val="single" w:sz="6" w:color="D9D9D9"/>
+              <w:right w:val="single" w:sz="6" w:color="D9D9D9"/>
+            </w:tcBorders>
+            <w:tcMar>
+              <w:top w:w="90" w:type="dxa"/>
+              <w:left w:w="110" w:type="dxa"/>
+              <w:bottom w:w="90" w:type="dxa"/>
+              <w:right w:w="110" w:type="dxa"/>
+            </w:tcMar>
+            <w:vAlign w:val="center"/>
+          </w:tcPr>
+          <w:p>
+            <w:pPr>
+              <w:spacing w:after="0" w:line="240" w:lineRule="auto"/>
+              <w:jc w:val="right"/>
+            </w:pPr>
+            <w:r>
+              <w:rPr>
+                <w:rFonts w:ascii="Arial" w:hAnsi="Arial" w:eastAsia="ＭＳ 明朝" w:cs="Arial" w:eastAsiaTheme="minorEastAsia" w:csTheme="minorBidi"/>
+                <w:color w:val="1F1F1F"/>
+                <w:sz w:val="17"/>
+                <w:szCs w:val="22"/>
+              </w:rPr>
+              <w:t xml:space="preserve">57.5% to 80.1%</w:t>
+            </w:r>
+          </w:p>
+        </w:tc>
+      </w:tr>
+      <w:tr>
+        <w:tc>
+          <w:tcPr>
+            <w:tcW w:w="3364" w:type="dxa"/>
+            <w:tcBorders>
+              <w:top w:val="single" w:sz="6" w:color="D9D9D9"/>
+              <w:left w:val="single" w:sz="6" w:color="D9D9D9"/>
+              <w:bottom w:val="single" w:sz="6" w:color="D9D9D9"/>
+              <w:right w:val="single" w:sz="6" w:color="D9D9D9"/>
+            </w:tcBorders>
+            <w:tcMar>
+              <w:top w:w="90" w:type="dxa"/>
+              <w:left w:w="110" w:type="dxa"/>
+              <w:bottom w:w="90" w:type="dxa"/>
+              <w:right w:w="110" w:type="dxa"/>
+            </w:tcMar>
+            <w:vAlign w:val="center"/>
+          </w:tcPr>
+          <w:p>
+            <w:pPr>
+              <w:spacing w:after="0" w:line="240" w:lineRule="auto"/>
+              <w:jc w:val="left"/>
+            </w:pPr>
+            <w:r>
+              <w:rPr>
+                <w:rFonts w:ascii="Arial" w:hAnsi="Arial" w:eastAsia="ＭＳ 明朝" w:cs="Arial" w:eastAsiaTheme="minorEastAsia" w:csTheme="minorBidi"/>
+                <w:color w:val="1F1F1F"/>
+                <w:sz w:val="17"/>
+                <w:szCs w:val="22"/>
+              </w:rPr>
+              <w:t xml:space="preserve">Oldboy</w:t>
+            </w:r>
+          </w:p>
+        </w:tc>
+        <w:tc>
+          <w:tcPr>
+            <w:tcW w:w="1300" w:type="dxa"/>
+            <w:tcBorders>
+              <w:top w:val="single" w:sz="6" w:color="D9D9D9"/>
+              <w:left w:val="single" w:sz="6" w:color="D9D9D9"/>
+              <w:bottom w:val="single" w:sz="6" w:color="D9D9D9"/>
+              <w:right w:val="single" w:sz="6" w:color="D9D9D9"/>
+            </w:tcBorders>
+            <w:tcMar>
+              <w:top w:w="90" w:type="dxa"/>
+              <w:left w:w="110" w:type="dxa"/>
+              <w:bottom w:w="90" w:type="dxa"/>
+              <w:right w:w="110" w:type="dxa"/>
+            </w:tcMar>
+            <w:vAlign w:val="center"/>
+          </w:tcPr>
+          <w:p>
+            <w:pPr>
+              <w:spacing w:after="0" w:line="240" w:lineRule="auto"/>
+              <w:jc w:val="right"/>
+            </w:pPr>
+            <w:r>
+              <w:rPr>
+                <w:rFonts w:ascii="Arial" w:hAnsi="Arial" w:eastAsia="ＭＳ 明朝" w:cs="Arial" w:eastAsiaTheme="minorEastAsia" w:csTheme="minorBidi"/>
+                <w:color w:val="1F1F1F"/>
+                <w:sz w:val="17"/>
+                <w:szCs w:val="22"/>
+              </w:rPr>
+              <w:t xml:space="preserve">52</w:t>
+            </w:r>
+          </w:p>
+        </w:tc>
+        <w:tc>
+          <w:tcPr>
+            <w:tcW w:w="1600" w:type="dxa"/>
+            <w:tcBorders>
+              <w:top w:val="single" w:sz="6" w:color="D9D9D9"/>
+              <w:left w:val="single" w:sz="6" w:color="D9D9D9"/>
+              <w:bottom w:val="single" w:sz="6" w:color="D9D9D9"/>
+              <w:right w:val="single" w:sz="6" w:color="D9D9D9"/>
+            </w:tcBorders>
+            <w:tcMar>
+              <w:top w:w="90" w:type="dxa"/>
+              <w:left w:w="110" w:type="dxa"/>
+              <w:bottom w:w="90" w:type="dxa"/>
+              <w:right w:w="110" w:type="dxa"/>
+            </w:tcMar>
+            <w:vAlign w:val="center"/>
+          </w:tcPr>
+          <w:p>
+            <w:pPr>
+              <w:spacing w:after="0" w:line="240" w:lineRule="auto"/>
+              <w:jc w:val="right"/>
+            </w:pPr>
+            <w:r>
+              <w:rPr>
+                <w:rFonts w:ascii="Arial" w:hAnsi="Arial" w:eastAsia="ＭＳ 明朝" w:cs="Arial" w:eastAsiaTheme="minorEastAsia" w:csTheme="minorBidi"/>
+                <w:color w:val="1F1F1F"/>
+                <w:sz w:val="17"/>
+                <w:szCs w:val="22"/>
+              </w:rPr>
+              <w:t xml:space="preserve">69.94%</w:t>
+            </w:r>
+          </w:p>
+        </w:tc>
+        <w:tc>
+          <w:tcPr>
+            <w:tcW w:w="1600" w:type="dxa"/>
+            <w:tcBorders>
+              <w:top w:val="single" w:sz="6" w:color="D9D9D9"/>
+              <w:left w:val="single" w:sz="6" w:color="D9D9D9"/>
+              <w:bottom w:val="single" w:sz="6" w:color="D9D9D9"/>
+              <w:right w:val="single" w:sz="6" w:color="D9D9D9"/>
+            </w:tcBorders>
+            <w:tcMar>
+              <w:top w:w="90" w:type="dxa"/>
+              <w:left w:w="110" w:type="dxa"/>
+              <w:bottom w:w="90" w:type="dxa"/>
+              <w:right w:w="110" w:type="dxa"/>
+            </w:tcMar>
+            <w:vAlign w:val="center"/>
+          </w:tcPr>
+          <w:p>
+            <w:pPr>
+              <w:spacing w:after="0" w:line="240" w:lineRule="auto"/>
+              <w:jc w:val="right"/>
+            </w:pPr>
+            <w:r>
+              <w:rPr>
+                <w:rFonts w:ascii="Arial" w:hAnsi="Arial" w:eastAsia="ＭＳ 明朝" w:cs="Arial" w:eastAsiaTheme="minorEastAsia" w:csTheme="minorBidi"/>
+                <w:color w:val="1F1F1F"/>
+                <w:sz w:val="17"/>
+                <w:szCs w:val="22"/>
+              </w:rPr>
+              <w:t xml:space="preserve">67.31%</w:t>
+            </w:r>
+          </w:p>
+        </w:tc>
+        <w:tc>
+          <w:tcPr>
+            <w:tcW w:w="2000" w:type="dxa"/>
+            <w:tcBorders>
+              <w:top w:val="single" w:sz="6" w:color="D9D9D9"/>
+              <w:left w:val="single" w:sz="6" w:color="D9D9D9"/>
+              <w:bottom w:val="single" w:sz="6" w:color="D9D9D9"/>
+              <w:right w:val="single" w:sz="6" w:color="D9D9D9"/>
+            </w:tcBorders>
+            <w:tcMar>
+              <w:top w:w="90" w:type="dxa"/>
+              <w:left w:w="110" w:type="dxa"/>
+              <w:bottom w:w="90" w:type="dxa"/>
+              <w:right w:w="110" w:type="dxa"/>
+            </w:tcMar>
+            <w:vAlign w:val="center"/>
+          </w:tcPr>
+          <w:p>
+            <w:pPr>
+              <w:spacing w:after="0" w:line="240" w:lineRule="auto"/>
+              <w:jc w:val="right"/>
+            </w:pPr>
+            <w:r>
+              <w:rPr>
+                <w:rFonts w:ascii="Arial" w:hAnsi="Arial" w:eastAsia="ＭＳ 明朝" w:cs="Arial" w:eastAsiaTheme="minorEastAsia" w:csTheme="minorBidi"/>
+                <w:color w:val="1F1F1F"/>
+                <w:sz w:val="17"/>
+                <w:szCs w:val="22"/>
+              </w:rPr>
+              <w:t xml:space="preserve">53.8% to 78.5%</w:t>
+            </w:r>
+          </w:p>
+        </w:tc>
+      </w:tr>
+      <w:tr>
+        <w:tc>
+          <w:tcPr>
+            <w:tcW w:w="3364" w:type="dxa"/>
+            <w:tcBorders>
+              <w:top w:val="single" w:sz="6" w:color="D9D9D9"/>
+              <w:left w:val="single" w:sz="6" w:color="D9D9D9"/>
+              <w:bottom w:val="single" w:sz="6" w:color="D9D9D9"/>
+              <w:right w:val="single" w:sz="6" w:color="D9D9D9"/>
+            </w:tcBorders>
+            <w:tcMar>
+              <w:top w:w="90" w:type="dxa"/>
+              <w:left w:w="110" w:type="dxa"/>
+              <w:bottom w:w="90" w:type="dxa"/>
+              <w:right w:w="110" w:type="dxa"/>
+            </w:tcMar>
+            <w:vAlign w:val="center"/>
+          </w:tcPr>
+          <w:p>
+            <w:pPr>
+              <w:spacing w:after="0" w:line="240" w:lineRule="auto"/>
+              <w:jc w:val="left"/>
+            </w:pPr>
+            <w:r>
+              <w:rPr>
+                <w:rFonts w:ascii="Arial" w:hAnsi="Arial" w:eastAsia="ＭＳ 明朝" w:cs="Arial" w:eastAsiaTheme="minorEastAsia" w:csTheme="minorBidi"/>
+                <w:color w:val="1F1F1F"/>
+                <w:sz w:val="17"/>
+                <w:szCs w:val="22"/>
+              </w:rPr>
+              <w:t xml:space="preserve">The Incredibles</w:t>
+            </w:r>
+          </w:p>
+        </w:tc>
+        <w:tc>
+          <w:tcPr>
+            <w:tcW w:w="1300" w:type="dxa"/>
+            <w:tcBorders>
+              <w:top w:val="single" w:sz="6" w:color="D9D9D9"/>
+              <w:left w:val="single" w:sz="6" w:color="D9D9D9"/>
+              <w:bottom w:val="single" w:sz="6" w:color="D9D9D9"/>
+              <w:right w:val="single" w:sz="6" w:color="D9D9D9"/>
+            </w:tcBorders>
+            <w:tcMar>
+              <w:top w:w="90" w:type="dxa"/>
+              <w:left w:w="110" w:type="dxa"/>
+              <w:bottom w:w="90" w:type="dxa"/>
+              <w:right w:w="110" w:type="dxa"/>
+            </w:tcMar>
+            <w:vAlign w:val="center"/>
+          </w:tcPr>
+          <w:p>
+            <w:pPr>
+              <w:spacing w:after="0" w:line="240" w:lineRule="auto"/>
+              <w:jc w:val="right"/>
+            </w:pPr>
+            <w:r>
+              <w:rPr>
+                <w:rFonts w:ascii="Arial" w:hAnsi="Arial" w:eastAsia="ＭＳ 明朝" w:cs="Arial" w:eastAsiaTheme="minorEastAsia" w:csTheme="minorBidi"/>
+                <w:color w:val="1F1F1F"/>
+                <w:sz w:val="17"/>
+                <w:szCs w:val="22"/>
+              </w:rPr>
+              <w:t xml:space="preserve">107</w:t>
+            </w:r>
+          </w:p>
+        </w:tc>
+        <w:tc>
+          <w:tcPr>
+            <w:tcW w:w="1600" w:type="dxa"/>
+            <w:tcBorders>
+              <w:top w:val="single" w:sz="6" w:color="D9D9D9"/>
+              <w:left w:val="single" w:sz="6" w:color="D9D9D9"/>
+              <w:bottom w:val="single" w:sz="6" w:color="D9D9D9"/>
+              <w:right w:val="single" w:sz="6" w:color="D9D9D9"/>
+            </w:tcBorders>
+            <w:tcMar>
+              <w:top w:w="90" w:type="dxa"/>
+              <w:left w:w="110" w:type="dxa"/>
+              <w:bottom w:w="90" w:type="dxa"/>
+              <w:right w:w="110" w:type="dxa"/>
+            </w:tcMar>
+            <w:vAlign w:val="center"/>
+          </w:tcPr>
+          <w:p>
+            <w:pPr>
+              <w:spacing w:after="0" w:line="240" w:lineRule="auto"/>
+              <w:jc w:val="right"/>
+            </w:pPr>
+            <w:r>
+              <w:rPr>
+                <w:rFonts w:ascii="Arial" w:hAnsi="Arial" w:eastAsia="ＭＳ 明朝" w:cs="Arial" w:eastAsiaTheme="minorEastAsia" w:csTheme="minorBidi"/>
+                <w:color w:val="1F1F1F"/>
+                <w:sz w:val="17"/>
+                <w:szCs w:val="22"/>
+              </w:rPr>
+              <w:t xml:space="preserve">74.45%</w:t>
+            </w:r>
+          </w:p>
+        </w:tc>
+        <w:tc>
+          <w:tcPr>
+            <w:tcW w:w="1600" w:type="dxa"/>
+            <w:tcBorders>
+              <w:top w:val="single" w:sz="6" w:color="D9D9D9"/>
+              <w:left w:val="single" w:sz="6" w:color="D9D9D9"/>
+              <w:bottom w:val="single" w:sz="6" w:color="D9D9D9"/>
+              <w:right w:val="single" w:sz="6" w:color="D9D9D9"/>
+            </w:tcBorders>
+            <w:tcMar>
+              <w:top w:w="90" w:type="dxa"/>
+              <w:left w:w="110" w:type="dxa"/>
+              <w:bottom w:w="90" w:type="dxa"/>
+              <w:right w:w="110" w:type="dxa"/>
+            </w:tcMar>
+            <w:vAlign w:val="center"/>
+          </w:tcPr>
+          <w:p>
+            <w:pPr>
+              <w:spacing w:after="0" w:line="240" w:lineRule="auto"/>
+              <w:jc w:val="right"/>
+            </w:pPr>
+            <w:r>
+              <w:rPr>
+                <w:rFonts w:ascii="Arial" w:hAnsi="Arial" w:eastAsia="ＭＳ 明朝" w:cs="Arial" w:eastAsiaTheme="minorEastAsia" w:csTheme="minorBidi"/>
+                <w:color w:val="1F1F1F"/>
+                <w:sz w:val="17"/>
+                <w:szCs w:val="22"/>
+              </w:rPr>
+              <w:t xml:space="preserve">60.75%</w:t>
+            </w:r>
+          </w:p>
+        </w:tc>
+        <w:tc>
+          <w:tcPr>
+            <w:tcW w:w="2000" w:type="dxa"/>
+            <w:tcBorders>
+              <w:top w:val="single" w:sz="6" w:color="D9D9D9"/>
+              <w:left w:val="single" w:sz="6" w:color="D9D9D9"/>
+              <w:bottom w:val="single" w:sz="6" w:color="D9D9D9"/>
+              <w:right w:val="single" w:sz="6" w:color="D9D9D9"/>
+            </w:tcBorders>
+            <w:tcMar>
+              <w:top w:w="90" w:type="dxa"/>
+              <w:left w:w="110" w:type="dxa"/>
+              <w:bottom w:w="90" w:type="dxa"/>
+              <w:right w:w="110" w:type="dxa"/>
+            </w:tcMar>
+            <w:vAlign w:val="center"/>
+          </w:tcPr>
+          <w:p>
+            <w:pPr>
+              <w:spacing w:after="0" w:line="240" w:lineRule="auto"/>
+              <w:jc w:val="right"/>
+            </w:pPr>
+            <w:r>
+              <w:rPr>
+                <w:rFonts w:ascii="Arial" w:hAnsi="Arial" w:eastAsia="ＭＳ 明朝" w:cs="Arial" w:eastAsiaTheme="minorEastAsia" w:csTheme="minorBidi"/>
+                <w:color w:val="1F1F1F"/>
+                <w:sz w:val="17"/>
+                <w:szCs w:val="22"/>
+              </w:rPr>
+              <w:t xml:space="preserve">51.3% to 69.5%</w:t>
+            </w:r>
+          </w:p>
+        </w:tc>
+      </w:tr>
+      <w:tr>
+        <w:tc>
+          <w:tcPr>
+            <w:tcW w:w="3364" w:type="dxa"/>
+            <w:tcBorders>
+              <w:top w:val="single" w:sz="6" w:color="D9D9D9"/>
+              <w:left w:val="single" w:sz="6" w:color="D9D9D9"/>
+              <w:bottom w:val="single" w:sz="6" w:color="D9D9D9"/>
+              <w:right w:val="single" w:sz="6" w:color="D9D9D9"/>
+            </w:tcBorders>
+            <w:tcMar>
+              <w:top w:w="90" w:type="dxa"/>
+              <w:left w:w="110" w:type="dxa"/>
+              <w:bottom w:w="90" w:type="dxa"/>
+              <w:right w:w="110" w:type="dxa"/>
+            </w:tcMar>
+            <w:vAlign w:val="center"/>
+          </w:tcPr>
+          <w:p>
+            <w:pPr>
+              <w:spacing w:after="0" w:line="240" w:lineRule="auto"/>
+              <w:jc w:val="left"/>
+            </w:pPr>
+            <w:r>
+              <w:rPr>
+                <w:rFonts w:ascii="Arial" w:hAnsi="Arial" w:eastAsia="ＭＳ 明朝" w:cs="Arial" w:eastAsiaTheme="minorEastAsia" w:csTheme="minorBidi"/>
+                <w:color w:val="1F1F1F"/>
+                <w:sz w:val="17"/>
+                <w:szCs w:val="22"/>
+              </w:rPr>
+              <w:t xml:space="preserve">Home Alone</w:t>
+            </w:r>
+          </w:p>
+        </w:tc>
+        <w:tc>
+          <w:tcPr>
+            <w:tcW w:w="1300" w:type="dxa"/>
+            <w:tcBorders>
+              <w:top w:val="single" w:sz="6" w:color="D9D9D9"/>
+              <w:left w:val="single" w:sz="6" w:color="D9D9D9"/>
+              <w:bottom w:val="single" w:sz="6" w:color="D9D9D9"/>
+              <w:right w:val="single" w:sz="6" w:color="D9D9D9"/>
+            </w:tcBorders>
+            <w:tcMar>
+              <w:top w:w="90" w:type="dxa"/>
+              <w:left w:w="110" w:type="dxa"/>
+              <w:bottom w:w="90" w:type="dxa"/>
+              <w:right w:w="110" w:type="dxa"/>
+            </w:tcMar>
+            <w:vAlign w:val="center"/>
+          </w:tcPr>
+          <w:p>
+            <w:pPr>
+              <w:spacing w:after="0" w:line="240" w:lineRule="auto"/>
+              <w:jc w:val="right"/>
+            </w:pPr>
+            <w:r>
+              <w:rPr>
+                <w:rFonts w:ascii="Arial" w:hAnsi="Arial" w:eastAsia="ＭＳ 明朝" w:cs="Arial" w:eastAsiaTheme="minorEastAsia" w:csTheme="minorBidi"/>
+                <w:color w:val="1F1F1F"/>
+                <w:sz w:val="17"/>
+                <w:szCs w:val="22"/>
+              </w:rPr>
+              <w:t xml:space="preserve">51</w:t>
+            </w:r>
+          </w:p>
+        </w:tc>
+        <w:tc>
+          <w:tcPr>
+            <w:tcW w:w="1600" w:type="dxa"/>
+            <w:tcBorders>
+              <w:top w:val="single" w:sz="6" w:color="D9D9D9"/>
+              <w:left w:val="single" w:sz="6" w:color="D9D9D9"/>
+              <w:bottom w:val="single" w:sz="6" w:color="D9D9D9"/>
+              <w:right w:val="single" w:sz="6" w:color="D9D9D9"/>
+            </w:tcBorders>
+            <w:tcMar>
+              <w:top w:w="90" w:type="dxa"/>
+              <w:left w:w="110" w:type="dxa"/>
+              <w:bottom w:w="90" w:type="dxa"/>
+              <w:right w:w="110" w:type="dxa"/>
+            </w:tcMar>
+            <w:vAlign w:val="center"/>
+          </w:tcPr>
+          <w:p>
+            <w:pPr>
+              <w:spacing w:after="0" w:line="240" w:lineRule="auto"/>
+              <w:jc w:val="right"/>
+            </w:pPr>
+            <w:r>
+              <w:rPr>
+                <w:rFonts w:ascii="Arial" w:hAnsi="Arial" w:eastAsia="ＭＳ 明朝" w:cs="Arial" w:eastAsiaTheme="minorEastAsia" w:csTheme="minorBidi"/>
+                <w:color w:val="1F1F1F"/>
+                <w:sz w:val="17"/>
+                <w:szCs w:val="22"/>
+              </w:rPr>
+              <w:t xml:space="preserve">27.30%</w:t>
+            </w:r>
+          </w:p>
+        </w:tc>
+        <w:tc>
+          <w:tcPr>
+            <w:tcW w:w="1600" w:type="dxa"/>
+            <w:tcBorders>
+              <w:top w:val="single" w:sz="6" w:color="D9D9D9"/>
+              <w:left w:val="single" w:sz="6" w:color="D9D9D9"/>
+              <w:bottom w:val="single" w:sz="6" w:color="D9D9D9"/>
+              <w:right w:val="single" w:sz="6" w:color="D9D9D9"/>
+            </w:tcBorders>
+            <w:tcMar>
+              <w:top w:w="90" w:type="dxa"/>
+              <w:left w:w="110" w:type="dxa"/>
+              <w:bottom w:w="90" w:type="dxa"/>
+              <w:right w:w="110" w:type="dxa"/>
+            </w:tcMar>
+            <w:vAlign w:val="center"/>
+          </w:tcPr>
+          <w:p>
+            <w:pPr>
+              <w:spacing w:after="0" w:line="240" w:lineRule="auto"/>
+              <w:jc w:val="right"/>
+            </w:pPr>
+            <w:r>
+              <w:rPr>
+                <w:rFonts w:ascii="Arial" w:hAnsi="Arial" w:eastAsia="ＭＳ 明朝" w:cs="Arial" w:eastAsiaTheme="minorEastAsia" w:csTheme="minorBidi"/>
+                <w:color w:val="1F1F1F"/>
+                <w:sz w:val="17"/>
+                <w:szCs w:val="22"/>
+              </w:rPr>
+              <w:t xml:space="preserve">17.65%</w:t>
+            </w:r>
+          </w:p>
+        </w:tc>
+        <w:tc>
+          <w:tcPr>
+            <w:tcW w:w="2000" w:type="dxa"/>
+            <w:tcBorders>
+              <w:top w:val="single" w:sz="6" w:color="D9D9D9"/>
+              <w:left w:val="single" w:sz="6" w:color="D9D9D9"/>
+              <w:bottom w:val="single" w:sz="6" w:color="D9D9D9"/>
+              <w:right w:val="single" w:sz="6" w:color="D9D9D9"/>
+            </w:tcBorders>
+            <w:tcMar>
+              <w:top w:w="90" w:type="dxa"/>
+              <w:left w:w="110" w:type="dxa"/>
+              <w:bottom w:w="90" w:type="dxa"/>
+              <w:right w:w="110" w:type="dxa"/>
+            </w:tcMar>
+            <w:vAlign w:val="center"/>
+          </w:tcPr>
+          <w:p>
+            <w:pPr>
+              <w:spacing w:after="0" w:line="240" w:lineRule="auto"/>
+              <w:jc w:val="right"/>
+            </w:pPr>
+            <w:r>
+              <w:rPr>
+                <w:rFonts w:ascii="Arial" w:hAnsi="Arial" w:eastAsia="ＭＳ 明朝" w:cs="Arial" w:eastAsiaTheme="minorEastAsia" w:csTheme="minorBidi"/>
+                <w:color w:val="1F1F1F"/>
+                <w:sz w:val="17"/>
+                <w:szCs w:val="22"/>
+              </w:rPr>
+              <w:t xml:space="preserve">9.6% to 30.3%</w:t>
+            </w:r>
+          </w:p>
+        </w:tc>
+      </w:tr>
+    </w:tbl>
+    <w:p>
+      <w:pPr>
+        <w:keepLines w:val="0"/>
+        <w:jc w:val="both"/>
+      </w:pPr>
+      <w:r>
+        <w:rPr>
+          <w:rFonts w:ascii="Arial" w:hAnsi="Arial" w:eastAsia="ＭＳ 明朝" w:cs="Arial" w:eastAsiaTheme="minorEastAsia" w:csTheme="minorBidi"/>
+          <w:color w:val="1F1F1F"/>
+          <w:sz w:val="20"/>
+          <w:szCs w:val="22"/>
+        </w:rPr>
+        <w:t xml:space="preserve">Hotel Rwanda has the highest lower bound of all Selective Critics cells with at least 50 TEST ratings, which supports Recommendation 1 even under a cautious reading. City of God and Oldboy have intervals more than 20 percentage points wide, so they are framed as candidates to monitor rather than confirmed winners. For The Incredibles the predicted 74.45% lies above the upper bound of 69.5%, which confirms the calibration warning, while the whole interval for Home Alone stays below 31%, so reducing its placement for this segment is a robust decision. Small cells show why the minimum-support slicer is needed: for Mainstream Enthusiasts, The Maltese Falcon has 4 TEST ratings, all positive, yet its interval runs from 51.0% to 100%.</w:t>
+      </w:r>
+    </w:p>
+    <w:p>
+      <w:pPr>
+        <w:keepLines w:val="0"/>
+        <w:jc w:val="both"/>
+      </w:pPr>
+      <w:r>
+        <w:rPr>
+          <w:rFonts w:ascii="Arial" w:hAnsi="Arial" w:eastAsia="ＭＳ 明朝" w:cs="Arial" w:eastAsiaTheme="minorEastAsia" w:csTheme="minorBidi"/>
+          <w:color w:val="1F1F1F"/>
+          <w:sz w:val="20"/>
+          <w:szCs w:val="22"/>
+        </w:rPr>
+        <w:t xml:space="preserve">The decision rule is therefore: rank titles by Bayesian average or Wilson lower bound rather than by raw averages; treat a segment-title cell as strong evidence only when TEST support is at least 50 and the lower bound is above the segment’s average positive rate; and send titles with high observed rates but wide intervals to an A/B test instead of a full promotion.</w:t>
+      </w:r>
+    </w:p>
+    <w:p>
+      <w:pPr>
         <w:pageBreakBefore/>
         <w:spacing w:after="100" w:line="259" w:lineRule="auto"/>
         <w:jc w:val="both"/>
@@ -5047,6 +8102,1034 @@
           <w:szCs w:val="22"/>
         </w:rPr>
         <w:t>All user, movie and genre histories are calculated from TRAIN. TRAIN model rows use leave-one-out aggregates so a rating cannot enter its own predictors. VALID and TEST use frozen TRAIN aggregates. user_id and movie_id remain identifiers rather than numerical predictors. The eligible feature view requires both the user and movie to have TRAIN history, which protects feature meaning but reduces TEST coverage.</w:t>
+      </w:r>
+    </w:p>
+    <w:p>
+      <w:pPr>
+        <w:pStyle w:val="Heading2"/>
+        <w:jc w:val="both"/>
+      </w:pPr>
+      <w:r>
+        <w:rPr>
+          <w:rFonts w:ascii="Arial" w:hAnsi="Arial" w:eastAsia="ＭＳ ゴシック" w:cs="Arial" w:asciiTheme="majorHAnsi" w:hAnsiTheme="majorHAnsi" w:eastAsiaTheme="majorEastAsia" w:csTheme="majorBidi"/>
+          <w:b/>
+          <w:bCs/>
+          <w:color w:val="000000"/>
+          <w:sz w:val="24"/>
+          <w:szCs w:val="26"/>
+        </w:rPr>
+        <w:t xml:space="preserve">Data Grouping and Aggregation Levels</w:t>
+      </w:r>
+    </w:p>
+    <w:p>
+      <w:pPr>
+        <w:keepLines w:val="0"/>
+        <w:jc w:val="both"/>
+      </w:pPr>
+      <w:r>
+        <w:rPr>
+          <w:rFonts w:ascii="Arial" w:hAnsi="Arial" w:eastAsia="ＭＳ 明朝" w:cs="Arial" w:eastAsiaTheme="minorEastAsia" w:csTheme="minorBidi"/>
+          <w:color w:val="1F1F1F"/>
+          <w:sz w:val="20"/>
+          <w:szCs w:val="22"/>
+        </w:rPr>
+        <w:t xml:space="preserve">The ratings table holds one row per user-movie rating. Models and dashboard pages need summaries at other levels, so the pipeline groups the data in steps. Every grouping that feeds a model uses TRAIN rows only.</w:t>
+      </w:r>
+    </w:p>
+    <w:tbl>
+      <w:tblPr>
+        <w:tblW w:w="0" w:type="auto"/>
+        <w:jc w:val="center"/>
+        <w:tblBorders>
+          <w:top w:val="single" w:sz="6" w:color="D9D9D9"/>
+          <w:left w:val="single" w:sz="6" w:color="D9D9D9"/>
+          <w:bottom w:val="single" w:sz="6" w:color="D9D9D9"/>
+          <w:right w:val="single" w:sz="6" w:color="D9D9D9"/>
+          <w:insideH w:val="single" w:sz="6" w:color="D9D9D9"/>
+          <w:insideV w:val="single" w:sz="6" w:color="D9D9D9"/>
+        </w:tblBorders>
+        <w:tblLayout w:type="fixed"/>
+        <w:tblCellMar>
+          <w:top w:w="0" w:type="dxa"/>
+          <w:left w:w="108" w:type="dxa"/>
+          <w:bottom w:w="0" w:type="dxa"/>
+          <w:right w:w="108" w:type="dxa"/>
+        </w:tblCellMar>
+        <w:tblLook w:firstRow="1" w:firstColumn="1" w:noVBand="1"/>
+      </w:tblPr>
+      <w:tblGrid>
+        <w:gridCol w:w="1500"/>
+        <w:gridCol w:w="2600"/>
+        <w:gridCol w:w="3264"/>
+        <w:gridCol w:w="2500"/>
+      </w:tblGrid>
+      <w:tr>
+        <w:trPr>
+          <w:tblHeader/>
+        </w:trPr>
+        <w:tc>
+          <w:tcPr>
+            <w:tcW w:w="1500" w:type="dxa"/>
+            <w:tcBorders>
+              <w:top w:val="single" w:sz="6" w:color="D9D9D9"/>
+              <w:left w:val="single" w:sz="6" w:color="D9D9D9"/>
+              <w:bottom w:val="single" w:sz="6" w:color="D9D9D9"/>
+              <w:right w:val="single" w:sz="6" w:color="D9D9D9"/>
+            </w:tcBorders>
+            <w:shd w:val="clear" w:fill="1F4E78"/>
+            <w:tcMar>
+              <w:top w:w="90" w:type="dxa"/>
+              <w:left w:w="110" w:type="dxa"/>
+              <w:bottom w:w="90" w:type="dxa"/>
+              <w:right w:w="110" w:type="dxa"/>
+            </w:tcMar>
+            <w:vAlign w:val="center"/>
+          </w:tcPr>
+          <w:p>
+            <w:pPr>
+              <w:spacing w:after="0"/>
+              <w:jc w:val="center"/>
+            </w:pPr>
+            <w:r>
+              <w:rPr>
+                <w:rFonts w:ascii="Arial" w:hAnsi="Arial" w:eastAsia="ＭＳ 明朝" w:cs="Arial" w:eastAsiaTheme="minorEastAsia" w:csTheme="minorBidi"/>
+                <w:b/>
+                <w:bCs/>
+                <w:color w:val="FFFFFF"/>
+                <w:sz w:val="17"/>
+                <w:szCs w:val="22"/>
+              </w:rPr>
+              <w:t xml:space="preserve">Level</w:t>
+            </w:r>
+          </w:p>
+        </w:tc>
+        <w:tc>
+          <w:tcPr>
+            <w:tcW w:w="2600" w:type="dxa"/>
+            <w:tcBorders>
+              <w:top w:val="single" w:sz="6" w:color="D9D9D9"/>
+              <w:left w:val="single" w:sz="6" w:color="D9D9D9"/>
+              <w:bottom w:val="single" w:sz="6" w:color="D9D9D9"/>
+              <w:right w:val="single" w:sz="6" w:color="D9D9D9"/>
+            </w:tcBorders>
+            <w:shd w:val="clear" w:fill="1F4E78"/>
+            <w:tcMar>
+              <w:top w:w="90" w:type="dxa"/>
+              <w:left w:w="110" w:type="dxa"/>
+              <w:bottom w:w="90" w:type="dxa"/>
+              <w:right w:w="110" w:type="dxa"/>
+            </w:tcMar>
+            <w:vAlign w:val="center"/>
+          </w:tcPr>
+          <w:p>
+            <w:pPr>
+              <w:spacing w:after="0"/>
+              <w:jc w:val="center"/>
+            </w:pPr>
+            <w:r>
+              <w:rPr>
+                <w:rFonts w:ascii="Arial" w:hAnsi="Arial" w:eastAsia="ＭＳ 明朝" w:cs="Arial" w:eastAsiaTheme="minorEastAsia" w:csTheme="minorBidi"/>
+                <w:b/>
+                <w:bCs/>
+                <w:color w:val="FFFFFF"/>
+                <w:sz w:val="17"/>
+                <w:szCs w:val="22"/>
+              </w:rPr>
+              <w:t xml:space="preserve">One row per</w:t>
+            </w:r>
+          </w:p>
+        </w:tc>
+        <w:tc>
+          <w:tcPr>
+            <w:tcW w:w="3264" w:type="dxa"/>
+            <w:tcBorders>
+              <w:top w:val="single" w:sz="6" w:color="D9D9D9"/>
+              <w:left w:val="single" w:sz="6" w:color="D9D9D9"/>
+              <w:bottom w:val="single" w:sz="6" w:color="D9D9D9"/>
+              <w:right w:val="single" w:sz="6" w:color="D9D9D9"/>
+            </w:tcBorders>
+            <w:shd w:val="clear" w:fill="1F4E78"/>
+            <w:tcMar>
+              <w:top w:w="90" w:type="dxa"/>
+              <w:left w:w="110" w:type="dxa"/>
+              <w:bottom w:w="90" w:type="dxa"/>
+              <w:right w:w="110" w:type="dxa"/>
+            </w:tcMar>
+            <w:vAlign w:val="center"/>
+          </w:tcPr>
+          <w:p>
+            <w:pPr>
+              <w:spacing w:after="0"/>
+              <w:jc w:val="center"/>
+            </w:pPr>
+            <w:r>
+              <w:rPr>
+                <w:rFonts w:ascii="Arial" w:hAnsi="Arial" w:eastAsia="ＭＳ 明朝" w:cs="Arial" w:eastAsiaTheme="minorEastAsia" w:csTheme="minorBidi"/>
+                <w:b/>
+                <w:bCs/>
+                <w:color w:val="FFFFFF"/>
+                <w:sz w:val="17"/>
+                <w:szCs w:val="22"/>
+              </w:rPr>
+              <w:t xml:space="preserve">Main measures</w:t>
+            </w:r>
+          </w:p>
+        </w:tc>
+        <w:tc>
+          <w:tcPr>
+            <w:tcW w:w="2500" w:type="dxa"/>
+            <w:tcBorders>
+              <w:top w:val="single" w:sz="6" w:color="D9D9D9"/>
+              <w:left w:val="single" w:sz="6" w:color="D9D9D9"/>
+              <w:bottom w:val="single" w:sz="6" w:color="D9D9D9"/>
+              <w:right w:val="single" w:sz="6" w:color="D9D9D9"/>
+            </w:tcBorders>
+            <w:shd w:val="clear" w:fill="1F4E78"/>
+            <w:tcMar>
+              <w:top w:w="90" w:type="dxa"/>
+              <w:left w:w="110" w:type="dxa"/>
+              <w:bottom w:w="90" w:type="dxa"/>
+              <w:right w:w="110" w:type="dxa"/>
+            </w:tcMar>
+            <w:vAlign w:val="center"/>
+          </w:tcPr>
+          <w:p>
+            <w:pPr>
+              <w:spacing w:after="0"/>
+              <w:jc w:val="center"/>
+            </w:pPr>
+            <w:r>
+              <w:rPr>
+                <w:rFonts w:ascii="Arial" w:hAnsi="Arial" w:eastAsia="ＭＳ 明朝" w:cs="Arial" w:eastAsiaTheme="minorEastAsia" w:csTheme="minorBidi"/>
+                <w:b/>
+                <w:bCs/>
+                <w:color w:val="FFFFFF"/>
+                <w:sz w:val="17"/>
+                <w:szCs w:val="22"/>
+              </w:rPr>
+              <w:t xml:space="preserve">Used by</w:t>
+            </w:r>
+          </w:p>
+        </w:tc>
+      </w:tr>
+      <w:tr>
+        <w:tc>
+          <w:tcPr>
+            <w:tcW w:w="1500" w:type="dxa"/>
+            <w:tcBorders>
+              <w:top w:val="single" w:sz="6" w:color="D9D9D9"/>
+              <w:left w:val="single" w:sz="6" w:color="D9D9D9"/>
+              <w:bottom w:val="single" w:sz="6" w:color="D9D9D9"/>
+              <w:right w:val="single" w:sz="6" w:color="D9D9D9"/>
+            </w:tcBorders>
+            <w:tcMar>
+              <w:top w:w="90" w:type="dxa"/>
+              <w:left w:w="110" w:type="dxa"/>
+              <w:bottom w:w="90" w:type="dxa"/>
+              <w:right w:w="110" w:type="dxa"/>
+            </w:tcMar>
+            <w:vAlign w:val="center"/>
+          </w:tcPr>
+          <w:p>
+            <w:pPr>
+              <w:spacing w:after="0" w:line="240" w:lineRule="auto"/>
+              <w:jc w:val="left"/>
+            </w:pPr>
+            <w:r>
+              <w:rPr>
+                <w:rFonts w:ascii="Arial" w:hAnsi="Arial" w:eastAsia="ＭＳ 明朝" w:cs="Arial" w:eastAsiaTheme="minorEastAsia" w:csTheme="minorBidi"/>
+                <w:color w:val="1F1F1F"/>
+                <w:sz w:val="17"/>
+                <w:szCs w:val="22"/>
+              </w:rPr>
+              <w:t xml:space="preserve">Rating</w:t>
+            </w:r>
+          </w:p>
+        </w:tc>
+        <w:tc>
+          <w:tcPr>
+            <w:tcW w:w="2600" w:type="dxa"/>
+            <w:tcBorders>
+              <w:top w:val="single" w:sz="6" w:color="D9D9D9"/>
+              <w:left w:val="single" w:sz="6" w:color="D9D9D9"/>
+              <w:bottom w:val="single" w:sz="6" w:color="D9D9D9"/>
+              <w:right w:val="single" w:sz="6" w:color="D9D9D9"/>
+            </w:tcBorders>
+            <w:tcMar>
+              <w:top w:w="90" w:type="dxa"/>
+              <w:left w:w="110" w:type="dxa"/>
+              <w:bottom w:w="90" w:type="dxa"/>
+              <w:right w:w="110" w:type="dxa"/>
+            </w:tcMar>
+            <w:vAlign w:val="center"/>
+          </w:tcPr>
+          <w:p>
+            <w:pPr>
+              <w:spacing w:after="0" w:line="240" w:lineRule="auto"/>
+              <w:jc w:val="left"/>
+            </w:pPr>
+            <w:r>
+              <w:rPr>
+                <w:rFonts w:ascii="Arial" w:hAnsi="Arial" w:eastAsia="ＭＳ 明朝" w:cs="Arial" w:eastAsiaTheme="minorEastAsia" w:csTheme="minorBidi"/>
+                <w:color w:val="1F1F1F"/>
+                <w:sz w:val="17"/>
+                <w:szCs w:val="22"/>
+              </w:rPr>
+              <w:t xml:space="preserve">User-movie rating (ratings, rating_split)</w:t>
+            </w:r>
+          </w:p>
+        </w:tc>
+        <w:tc>
+          <w:tcPr>
+            <w:tcW w:w="3264" w:type="dxa"/>
+            <w:tcBorders>
+              <w:top w:val="single" w:sz="6" w:color="D9D9D9"/>
+              <w:left w:val="single" w:sz="6" w:color="D9D9D9"/>
+              <w:bottom w:val="single" w:sz="6" w:color="D9D9D9"/>
+              <w:right w:val="single" w:sz="6" w:color="D9D9D9"/>
+            </w:tcBorders>
+            <w:tcMar>
+              <w:top w:w="90" w:type="dxa"/>
+              <w:left w:w="110" w:type="dxa"/>
+              <w:bottom w:w="90" w:type="dxa"/>
+              <w:right w:w="110" w:type="dxa"/>
+            </w:tcMar>
+            <w:vAlign w:val="center"/>
+          </w:tcPr>
+          <w:p>
+            <w:pPr>
+              <w:spacing w:after="0" w:line="240" w:lineRule="auto"/>
+              <w:jc w:val="left"/>
+            </w:pPr>
+            <w:r>
+              <w:rPr>
+                <w:rFonts w:ascii="Arial" w:hAnsi="Arial" w:eastAsia="ＭＳ 明朝" w:cs="Arial" w:eastAsiaTheme="minorEastAsia" w:csTheme="minorBidi"/>
+                <w:color w:val="1F1F1F"/>
+                <w:sz w:val="17"/>
+                <w:szCs w:val="22"/>
+              </w:rPr>
+              <w:t xml:space="preserve">Rating, timestamp, split label, positive flag (rating of at least 4.0)</w:t>
+            </w:r>
+          </w:p>
+        </w:tc>
+        <w:tc>
+          <w:tcPr>
+            <w:tcW w:w="2500" w:type="dxa"/>
+            <w:tcBorders>
+              <w:top w:val="single" w:sz="6" w:color="D9D9D9"/>
+              <w:left w:val="single" w:sz="6" w:color="D9D9D9"/>
+              <w:bottom w:val="single" w:sz="6" w:color="D9D9D9"/>
+              <w:right w:val="single" w:sz="6" w:color="D9D9D9"/>
+            </w:tcBorders>
+            <w:tcMar>
+              <w:top w:w="90" w:type="dxa"/>
+              <w:left w:w="110" w:type="dxa"/>
+              <w:bottom w:w="90" w:type="dxa"/>
+              <w:right w:w="110" w:type="dxa"/>
+            </w:tcMar>
+            <w:vAlign w:val="center"/>
+          </w:tcPr>
+          <w:p>
+            <w:pPr>
+              <w:spacing w:after="0" w:line="240" w:lineRule="auto"/>
+              <w:jc w:val="left"/>
+            </w:pPr>
+            <w:r>
+              <w:rPr>
+                <w:rFonts w:ascii="Arial" w:hAnsi="Arial" w:eastAsia="ＭＳ 明朝" w:cs="Arial" w:eastAsiaTheme="minorEastAsia" w:csTheme="minorBidi"/>
+                <w:color w:val="1F1F1F"/>
+                <w:sz w:val="17"/>
+                <w:szCs w:val="22"/>
+              </w:rPr>
+              <w:t xml:space="preserve">Model target and TEST evaluation</w:t>
+            </w:r>
+          </w:p>
+        </w:tc>
+      </w:tr>
+      <w:tr>
+        <w:tc>
+          <w:tcPr>
+            <w:tcW w:w="1500" w:type="dxa"/>
+            <w:tcBorders>
+              <w:top w:val="single" w:sz="6" w:color="D9D9D9"/>
+              <w:left w:val="single" w:sz="6" w:color="D9D9D9"/>
+              <w:bottom w:val="single" w:sz="6" w:color="D9D9D9"/>
+              <w:right w:val="single" w:sz="6" w:color="D9D9D9"/>
+            </w:tcBorders>
+            <w:tcMar>
+              <w:top w:w="90" w:type="dxa"/>
+              <w:left w:w="110" w:type="dxa"/>
+              <w:bottom w:w="90" w:type="dxa"/>
+              <w:right w:w="110" w:type="dxa"/>
+            </w:tcMar>
+            <w:vAlign w:val="center"/>
+          </w:tcPr>
+          <w:p>
+            <w:pPr>
+              <w:spacing w:after="0" w:line="240" w:lineRule="auto"/>
+              <w:jc w:val="left"/>
+            </w:pPr>
+            <w:r>
+              <w:rPr>
+                <w:rFonts w:ascii="Arial" w:hAnsi="Arial" w:eastAsia="ＭＳ 明朝" w:cs="Arial" w:eastAsiaTheme="minorEastAsia" w:csTheme="minorBidi"/>
+                <w:color w:val="1F1F1F"/>
+                <w:sz w:val="17"/>
+                <w:szCs w:val="22"/>
+              </w:rPr>
+              <w:t xml:space="preserve">User</w:t>
+            </w:r>
+          </w:p>
+        </w:tc>
+        <w:tc>
+          <w:tcPr>
+            <w:tcW w:w="2600" w:type="dxa"/>
+            <w:tcBorders>
+              <w:top w:val="single" w:sz="6" w:color="D9D9D9"/>
+              <w:left w:val="single" w:sz="6" w:color="D9D9D9"/>
+              <w:bottom w:val="single" w:sz="6" w:color="D9D9D9"/>
+              <w:right w:val="single" w:sz="6" w:color="D9D9D9"/>
+            </w:tcBorders>
+            <w:tcMar>
+              <w:top w:w="90" w:type="dxa"/>
+              <w:left w:w="110" w:type="dxa"/>
+              <w:bottom w:w="90" w:type="dxa"/>
+              <w:right w:w="110" w:type="dxa"/>
+            </w:tcMar>
+            <w:vAlign w:val="center"/>
+          </w:tcPr>
+          <w:p>
+            <w:pPr>
+              <w:spacing w:after="0" w:line="240" w:lineRule="auto"/>
+              <w:jc w:val="left"/>
+            </w:pPr>
+            <w:r>
+              <w:rPr>
+                <w:rFonts w:ascii="Arial" w:hAnsi="Arial" w:eastAsia="ＭＳ 明朝" w:cs="Arial" w:eastAsiaTheme="minorEastAsia" w:csTheme="minorBidi"/>
+                <w:color w:val="1F1F1F"/>
+                <w:sz w:val="17"/>
+                <w:szCs w:val="22"/>
+              </w:rPr>
+              <w:t xml:space="preserve">User with TRAIN history (train_user_stats)</w:t>
+            </w:r>
+          </w:p>
+        </w:tc>
+        <w:tc>
+          <w:tcPr>
+            <w:tcW w:w="3264" w:type="dxa"/>
+            <w:tcBorders>
+              <w:top w:val="single" w:sz="6" w:color="D9D9D9"/>
+              <w:left w:val="single" w:sz="6" w:color="D9D9D9"/>
+              <w:bottom w:val="single" w:sz="6" w:color="D9D9D9"/>
+              <w:right w:val="single" w:sz="6" w:color="D9D9D9"/>
+            </w:tcBorders>
+            <w:tcMar>
+              <w:top w:w="90" w:type="dxa"/>
+              <w:left w:w="110" w:type="dxa"/>
+              <w:bottom w:w="90" w:type="dxa"/>
+              <w:right w:w="110" w:type="dxa"/>
+            </w:tcMar>
+            <w:vAlign w:val="center"/>
+          </w:tcPr>
+          <w:p>
+            <w:pPr>
+              <w:spacing w:after="0" w:line="240" w:lineRule="auto"/>
+              <w:jc w:val="left"/>
+            </w:pPr>
+            <w:r>
+              <w:rPr>
+                <w:rFonts w:ascii="Arial" w:hAnsi="Arial" w:eastAsia="ＭＳ 明朝" w:cs="Arial" w:eastAsiaTheme="minorEastAsia" w:csTheme="minorBidi"/>
+                <w:color w:val="1F1F1F"/>
+                <w:sz w:val="17"/>
+                <w:szCs w:val="22"/>
+              </w:rPr>
+              <w:t xml:space="preserve">Rating count, average, standard deviation, positive rate, distinct movies, active days</w:t>
+            </w:r>
+          </w:p>
+        </w:tc>
+        <w:tc>
+          <w:tcPr>
+            <w:tcW w:w="2500" w:type="dxa"/>
+            <w:tcBorders>
+              <w:top w:val="single" w:sz="6" w:color="D9D9D9"/>
+              <w:left w:val="single" w:sz="6" w:color="D9D9D9"/>
+              <w:bottom w:val="single" w:sz="6" w:color="D9D9D9"/>
+              <w:right w:val="single" w:sz="6" w:color="D9D9D9"/>
+            </w:tcBorders>
+            <w:tcMar>
+              <w:top w:w="90" w:type="dxa"/>
+              <w:left w:w="110" w:type="dxa"/>
+              <w:bottom w:w="90" w:type="dxa"/>
+              <w:right w:w="110" w:type="dxa"/>
+            </w:tcMar>
+            <w:vAlign w:val="center"/>
+          </w:tcPr>
+          <w:p>
+            <w:pPr>
+              <w:spacing w:after="0" w:line="240" w:lineRule="auto"/>
+              <w:jc w:val="left"/>
+            </w:pPr>
+            <w:r>
+              <w:rPr>
+                <w:rFonts w:ascii="Arial" w:hAnsi="Arial" w:eastAsia="ＭＳ 明朝" w:cs="Arial" w:eastAsiaTheme="minorEastAsia" w:csTheme="minorBidi"/>
+                <w:color w:val="1F1F1F"/>
+                <w:sz w:val="17"/>
+                <w:szCs w:val="22"/>
+              </w:rPr>
+              <w:t xml:space="preserve">K Means features and Logistic Regression user features</w:t>
+            </w:r>
+          </w:p>
+        </w:tc>
+      </w:tr>
+      <w:tr>
+        <w:tc>
+          <w:tcPr>
+            <w:tcW w:w="1500" w:type="dxa"/>
+            <w:tcBorders>
+              <w:top w:val="single" w:sz="6" w:color="D9D9D9"/>
+              <w:left w:val="single" w:sz="6" w:color="D9D9D9"/>
+              <w:bottom w:val="single" w:sz="6" w:color="D9D9D9"/>
+              <w:right w:val="single" w:sz="6" w:color="D9D9D9"/>
+            </w:tcBorders>
+            <w:tcMar>
+              <w:top w:w="90" w:type="dxa"/>
+              <w:left w:w="110" w:type="dxa"/>
+              <w:bottom w:w="90" w:type="dxa"/>
+              <w:right w:w="110" w:type="dxa"/>
+            </w:tcMar>
+            <w:vAlign w:val="center"/>
+          </w:tcPr>
+          <w:p>
+            <w:pPr>
+              <w:spacing w:after="0" w:line="240" w:lineRule="auto"/>
+              <w:jc w:val="left"/>
+            </w:pPr>
+            <w:r>
+              <w:rPr>
+                <w:rFonts w:ascii="Arial" w:hAnsi="Arial" w:eastAsia="ＭＳ 明朝" w:cs="Arial" w:eastAsiaTheme="minorEastAsia" w:csTheme="minorBidi"/>
+                <w:color w:val="1F1F1F"/>
+                <w:sz w:val="17"/>
+                <w:szCs w:val="22"/>
+              </w:rPr>
+              <w:t xml:space="preserve">Movie</w:t>
+            </w:r>
+          </w:p>
+        </w:tc>
+        <w:tc>
+          <w:tcPr>
+            <w:tcW w:w="2600" w:type="dxa"/>
+            <w:tcBorders>
+              <w:top w:val="single" w:sz="6" w:color="D9D9D9"/>
+              <w:left w:val="single" w:sz="6" w:color="D9D9D9"/>
+              <w:bottom w:val="single" w:sz="6" w:color="D9D9D9"/>
+              <w:right w:val="single" w:sz="6" w:color="D9D9D9"/>
+            </w:tcBorders>
+            <w:tcMar>
+              <w:top w:w="90" w:type="dxa"/>
+              <w:left w:w="110" w:type="dxa"/>
+              <w:bottom w:w="90" w:type="dxa"/>
+              <w:right w:w="110" w:type="dxa"/>
+            </w:tcMar>
+            <w:vAlign w:val="center"/>
+          </w:tcPr>
+          <w:p>
+            <w:pPr>
+              <w:spacing w:after="0" w:line="240" w:lineRule="auto"/>
+              <w:jc w:val="left"/>
+            </w:pPr>
+            <w:r>
+              <w:rPr>
+                <w:rFonts w:ascii="Arial" w:hAnsi="Arial" w:eastAsia="ＭＳ 明朝" w:cs="Arial" w:eastAsiaTheme="minorEastAsia" w:csTheme="minorBidi"/>
+                <w:color w:val="1F1F1F"/>
+                <w:sz w:val="17"/>
+                <w:szCs w:val="22"/>
+              </w:rPr>
+              <w:t xml:space="preserve">Movie with TRAIN ratings (train_movie_stats)</w:t>
+            </w:r>
+          </w:p>
+        </w:tc>
+        <w:tc>
+          <w:tcPr>
+            <w:tcW w:w="3264" w:type="dxa"/>
+            <w:tcBorders>
+              <w:top w:val="single" w:sz="6" w:color="D9D9D9"/>
+              <w:left w:val="single" w:sz="6" w:color="D9D9D9"/>
+              <w:bottom w:val="single" w:sz="6" w:color="D9D9D9"/>
+              <w:right w:val="single" w:sz="6" w:color="D9D9D9"/>
+            </w:tcBorders>
+            <w:tcMar>
+              <w:top w:w="90" w:type="dxa"/>
+              <w:left w:w="110" w:type="dxa"/>
+              <w:bottom w:w="90" w:type="dxa"/>
+              <w:right w:w="110" w:type="dxa"/>
+            </w:tcMar>
+            <w:vAlign w:val="center"/>
+          </w:tcPr>
+          <w:p>
+            <w:pPr>
+              <w:spacing w:after="0" w:line="240" w:lineRule="auto"/>
+              <w:jc w:val="left"/>
+            </w:pPr>
+            <w:r>
+              <w:rPr>
+                <w:rFonts w:ascii="Arial" w:hAnsi="Arial" w:eastAsia="ＭＳ 明朝" w:cs="Arial" w:eastAsiaTheme="minorEastAsia" w:csTheme="minorBidi"/>
+                <w:color w:val="1F1F1F"/>
+                <w:sz w:val="17"/>
+                <w:szCs w:val="22"/>
+              </w:rPr>
+              <w:t xml:space="preserve">Rating count (popularity), average, standard deviation, positive rate</w:t>
+            </w:r>
+          </w:p>
+        </w:tc>
+        <w:tc>
+          <w:tcPr>
+            <w:tcW w:w="2500" w:type="dxa"/>
+            <w:tcBorders>
+              <w:top w:val="single" w:sz="6" w:color="D9D9D9"/>
+              <w:left w:val="single" w:sz="6" w:color="D9D9D9"/>
+              <w:bottom w:val="single" w:sz="6" w:color="D9D9D9"/>
+              <w:right w:val="single" w:sz="6" w:color="D9D9D9"/>
+            </w:tcBorders>
+            <w:tcMar>
+              <w:top w:w="90" w:type="dxa"/>
+              <w:left w:w="110" w:type="dxa"/>
+              <w:bottom w:w="90" w:type="dxa"/>
+              <w:right w:w="110" w:type="dxa"/>
+            </w:tcMar>
+            <w:vAlign w:val="center"/>
+          </w:tcPr>
+          <w:p>
+            <w:pPr>
+              <w:spacing w:after="0" w:line="240" w:lineRule="auto"/>
+              <w:jc w:val="left"/>
+            </w:pPr>
+            <w:r>
+              <w:rPr>
+                <w:rFonts w:ascii="Arial" w:hAnsi="Arial" w:eastAsia="ＭＳ 明朝" w:cs="Arial" w:eastAsiaTheme="minorEastAsia" w:csTheme="minorBidi"/>
+                <w:color w:val="1F1F1F"/>
+                <w:sz w:val="17"/>
+                <w:szCs w:val="22"/>
+              </w:rPr>
+              <w:t xml:space="preserve">Logistic Regression movie features and popularity rankings</w:t>
+            </w:r>
+          </w:p>
+        </w:tc>
+      </w:tr>
+      <w:tr>
+        <w:tc>
+          <w:tcPr>
+            <w:tcW w:w="1500" w:type="dxa"/>
+            <w:tcBorders>
+              <w:top w:val="single" w:sz="6" w:color="D9D9D9"/>
+              <w:left w:val="single" w:sz="6" w:color="D9D9D9"/>
+              <w:bottom w:val="single" w:sz="6" w:color="D9D9D9"/>
+              <w:right w:val="single" w:sz="6" w:color="D9D9D9"/>
+            </w:tcBorders>
+            <w:tcMar>
+              <w:top w:w="90" w:type="dxa"/>
+              <w:left w:w="110" w:type="dxa"/>
+              <w:bottom w:w="90" w:type="dxa"/>
+              <w:right w:w="110" w:type="dxa"/>
+            </w:tcMar>
+            <w:vAlign w:val="center"/>
+          </w:tcPr>
+          <w:p>
+            <w:pPr>
+              <w:spacing w:after="0" w:line="240" w:lineRule="auto"/>
+              <w:jc w:val="left"/>
+            </w:pPr>
+            <w:r>
+              <w:rPr>
+                <w:rFonts w:ascii="Arial" w:hAnsi="Arial" w:eastAsia="ＭＳ 明朝" w:cs="Arial" w:eastAsiaTheme="minorEastAsia" w:csTheme="minorBidi"/>
+                <w:color w:val="1F1F1F"/>
+                <w:sz w:val="17"/>
+                <w:szCs w:val="22"/>
+              </w:rPr>
+              <w:t xml:space="preserve">User x genre</w:t>
+            </w:r>
+          </w:p>
+        </w:tc>
+        <w:tc>
+          <w:tcPr>
+            <w:tcW w:w="2600" w:type="dxa"/>
+            <w:tcBorders>
+              <w:top w:val="single" w:sz="6" w:color="D9D9D9"/>
+              <w:left w:val="single" w:sz="6" w:color="D9D9D9"/>
+              <w:bottom w:val="single" w:sz="6" w:color="D9D9D9"/>
+              <w:right w:val="single" w:sz="6" w:color="D9D9D9"/>
+            </w:tcBorders>
+            <w:tcMar>
+              <w:top w:w="90" w:type="dxa"/>
+              <w:left w:w="110" w:type="dxa"/>
+              <w:bottom w:w="90" w:type="dxa"/>
+              <w:right w:w="110" w:type="dxa"/>
+            </w:tcMar>
+            <w:vAlign w:val="center"/>
+          </w:tcPr>
+          <w:p>
+            <w:pPr>
+              <w:spacing w:after="0" w:line="240" w:lineRule="auto"/>
+              <w:jc w:val="left"/>
+            </w:pPr>
+            <w:r>
+              <w:rPr>
+                <w:rFonts w:ascii="Arial" w:hAnsi="Arial" w:eastAsia="ＭＳ 明朝" w:cs="Arial" w:eastAsiaTheme="minorEastAsia" w:csTheme="minorBidi"/>
+                <w:color w:val="1F1F1F"/>
+                <w:sz w:val="17"/>
+                <w:szCs w:val="22"/>
+              </w:rPr>
+              <w:t xml:space="preserve">User and genre (train_user_genre_stats)</w:t>
+            </w:r>
+          </w:p>
+        </w:tc>
+        <w:tc>
+          <w:tcPr>
+            <w:tcW w:w="3264" w:type="dxa"/>
+            <w:tcBorders>
+              <w:top w:val="single" w:sz="6" w:color="D9D9D9"/>
+              <w:left w:val="single" w:sz="6" w:color="D9D9D9"/>
+              <w:bottom w:val="single" w:sz="6" w:color="D9D9D9"/>
+              <w:right w:val="single" w:sz="6" w:color="D9D9D9"/>
+            </w:tcBorders>
+            <w:tcMar>
+              <w:top w:w="90" w:type="dxa"/>
+              <w:left w:w="110" w:type="dxa"/>
+              <w:bottom w:w="90" w:type="dxa"/>
+              <w:right w:w="110" w:type="dxa"/>
+            </w:tcMar>
+            <w:vAlign w:val="center"/>
+          </w:tcPr>
+          <w:p>
+            <w:pPr>
+              <w:spacing w:after="0" w:line="240" w:lineRule="auto"/>
+              <w:jc w:val="left"/>
+            </w:pPr>
+            <w:r>
+              <w:rPr>
+                <w:rFonts w:ascii="Arial" w:hAnsi="Arial" w:eastAsia="ＭＳ 明朝" w:cs="Arial" w:eastAsiaTheme="minorEastAsia" w:csTheme="minorBidi"/>
+                <w:color w:val="1F1F1F"/>
+                <w:sz w:val="17"/>
+                <w:szCs w:val="22"/>
+              </w:rPr>
+              <w:t xml:space="preserve">Genre rating count, genre average, genre positive rate</w:t>
+            </w:r>
+          </w:p>
+        </w:tc>
+        <w:tc>
+          <w:tcPr>
+            <w:tcW w:w="2500" w:type="dxa"/>
+            <w:tcBorders>
+              <w:top w:val="single" w:sz="6" w:color="D9D9D9"/>
+              <w:left w:val="single" w:sz="6" w:color="D9D9D9"/>
+              <w:bottom w:val="single" w:sz="6" w:color="D9D9D9"/>
+              <w:right w:val="single" w:sz="6" w:color="D9D9D9"/>
+            </w:tcBorders>
+            <w:tcMar>
+              <w:top w:w="90" w:type="dxa"/>
+              <w:left w:w="110" w:type="dxa"/>
+              <w:bottom w:w="90" w:type="dxa"/>
+              <w:right w:w="110" w:type="dxa"/>
+            </w:tcMar>
+            <w:vAlign w:val="center"/>
+          </w:tcPr>
+          <w:p>
+            <w:pPr>
+              <w:spacing w:after="0" w:line="240" w:lineRule="auto"/>
+              <w:jc w:val="left"/>
+            </w:pPr>
+            <w:r>
+              <w:rPr>
+                <w:rFonts w:ascii="Arial" w:hAnsi="Arial" w:eastAsia="ＭＳ 明朝" w:cs="Arial" w:eastAsiaTheme="minorEastAsia" w:csTheme="minorBidi"/>
+                <w:color w:val="1F1F1F"/>
+                <w:sz w:val="17"/>
+                <w:szCs w:val="22"/>
+              </w:rPr>
+              <w:t xml:space="preserve">Genre affinity features after pivoting</w:t>
+            </w:r>
+          </w:p>
+        </w:tc>
+      </w:tr>
+      <w:tr>
+        <w:tc>
+          <w:tcPr>
+            <w:tcW w:w="1500" w:type="dxa"/>
+            <w:tcBorders>
+              <w:top w:val="single" w:sz="6" w:color="D9D9D9"/>
+              <w:left w:val="single" w:sz="6" w:color="D9D9D9"/>
+              <w:bottom w:val="single" w:sz="6" w:color="D9D9D9"/>
+              <w:right w:val="single" w:sz="6" w:color="D9D9D9"/>
+            </w:tcBorders>
+            <w:tcMar>
+              <w:top w:w="90" w:type="dxa"/>
+              <w:left w:w="110" w:type="dxa"/>
+              <w:bottom w:w="90" w:type="dxa"/>
+              <w:right w:w="110" w:type="dxa"/>
+            </w:tcMar>
+            <w:vAlign w:val="center"/>
+          </w:tcPr>
+          <w:p>
+            <w:pPr>
+              <w:spacing w:after="0" w:line="240" w:lineRule="auto"/>
+              <w:jc w:val="left"/>
+            </w:pPr>
+            <w:r>
+              <w:rPr>
+                <w:rFonts w:ascii="Arial" w:hAnsi="Arial" w:eastAsia="ＭＳ 明朝" w:cs="Arial" w:eastAsiaTheme="minorEastAsia" w:csTheme="minorBidi"/>
+                <w:color w:val="1F1F1F"/>
+                <w:sz w:val="17"/>
+                <w:szCs w:val="22"/>
+              </w:rPr>
+              <w:t xml:space="preserve">Segment</w:t>
+            </w:r>
+          </w:p>
+        </w:tc>
+        <w:tc>
+          <w:tcPr>
+            <w:tcW w:w="2600" w:type="dxa"/>
+            <w:tcBorders>
+              <w:top w:val="single" w:sz="6" w:color="D9D9D9"/>
+              <w:left w:val="single" w:sz="6" w:color="D9D9D9"/>
+              <w:bottom w:val="single" w:sz="6" w:color="D9D9D9"/>
+              <w:right w:val="single" w:sz="6" w:color="D9D9D9"/>
+            </w:tcBorders>
+            <w:tcMar>
+              <w:top w:w="90" w:type="dxa"/>
+              <w:left w:w="110" w:type="dxa"/>
+              <w:bottom w:w="90" w:type="dxa"/>
+              <w:right w:w="110" w:type="dxa"/>
+            </w:tcMar>
+            <w:vAlign w:val="center"/>
+          </w:tcPr>
+          <w:p>
+            <w:pPr>
+              <w:spacing w:after="0" w:line="240" w:lineRule="auto"/>
+              <w:jc w:val="left"/>
+            </w:pPr>
+            <w:r>
+              <w:rPr>
+                <w:rFonts w:ascii="Arial" w:hAnsi="Arial" w:eastAsia="ＭＳ 明朝" w:cs="Arial" w:eastAsiaTheme="minorEastAsia" w:csTheme="minorBidi"/>
+                <w:color w:val="1F1F1F"/>
+                <w:sz w:val="17"/>
+                <w:szCs w:val="22"/>
+              </w:rPr>
+              <w:t xml:space="preserve">K Means segment (dashboard_segment_profiles, dashboard_segment_genres)</w:t>
+            </w:r>
+          </w:p>
+        </w:tc>
+        <w:tc>
+          <w:tcPr>
+            <w:tcW w:w="3264" w:type="dxa"/>
+            <w:tcBorders>
+              <w:top w:val="single" w:sz="6" w:color="D9D9D9"/>
+              <w:left w:val="single" w:sz="6" w:color="D9D9D9"/>
+              <w:bottom w:val="single" w:sz="6" w:color="D9D9D9"/>
+              <w:right w:val="single" w:sz="6" w:color="D9D9D9"/>
+            </w:tcBorders>
+            <w:tcMar>
+              <w:top w:w="90" w:type="dxa"/>
+              <w:left w:w="110" w:type="dxa"/>
+              <w:bottom w:w="90" w:type="dxa"/>
+              <w:right w:w="110" w:type="dxa"/>
+            </w:tcMar>
+            <w:vAlign w:val="center"/>
+          </w:tcPr>
+          <w:p>
+            <w:pPr>
+              <w:spacing w:after="0" w:line="240" w:lineRule="auto"/>
+              <w:jc w:val="left"/>
+            </w:pPr>
+            <w:r>
+              <w:rPr>
+                <w:rFonts w:ascii="Arial" w:hAnsi="Arial" w:eastAsia="ＭＳ 明朝" w:cs="Arial" w:eastAsiaTheme="minorEastAsia" w:csTheme="minorBidi"/>
+                <w:color w:val="1F1F1F"/>
+                <w:sz w:val="17"/>
+                <w:szCs w:val="22"/>
+              </w:rPr>
+              <w:t xml:space="preserve">User count, average activity, positive rate, genre profile</w:t>
+            </w:r>
+          </w:p>
+        </w:tc>
+        <w:tc>
+          <w:tcPr>
+            <w:tcW w:w="2500" w:type="dxa"/>
+            <w:tcBorders>
+              <w:top w:val="single" w:sz="6" w:color="D9D9D9"/>
+              <w:left w:val="single" w:sz="6" w:color="D9D9D9"/>
+              <w:bottom w:val="single" w:sz="6" w:color="D9D9D9"/>
+              <w:right w:val="single" w:sz="6" w:color="D9D9D9"/>
+            </w:tcBorders>
+            <w:tcMar>
+              <w:top w:w="90" w:type="dxa"/>
+              <w:left w:w="110" w:type="dxa"/>
+              <w:bottom w:w="90" w:type="dxa"/>
+              <w:right w:w="110" w:type="dxa"/>
+            </w:tcMar>
+            <w:vAlign w:val="center"/>
+          </w:tcPr>
+          <w:p>
+            <w:pPr>
+              <w:spacing w:after="0" w:line="240" w:lineRule="auto"/>
+              <w:jc w:val="left"/>
+            </w:pPr>
+            <w:r>
+              <w:rPr>
+                <w:rFonts w:ascii="Arial" w:hAnsi="Arial" w:eastAsia="ＭＳ 明朝" w:cs="Arial" w:eastAsiaTheme="minorEastAsia" w:csTheme="minorBidi"/>
+                <w:color w:val="1F1F1F"/>
+                <w:sz w:val="17"/>
+                <w:szCs w:val="22"/>
+              </w:rPr>
+              <w:t xml:space="preserve">Audience Segments page</w:t>
+            </w:r>
+          </w:p>
+        </w:tc>
+      </w:tr>
+      <w:tr>
+        <w:tc>
+          <w:tcPr>
+            <w:tcW w:w="1500" w:type="dxa"/>
+            <w:tcBorders>
+              <w:top w:val="single" w:sz="6" w:color="D9D9D9"/>
+              <w:left w:val="single" w:sz="6" w:color="D9D9D9"/>
+              <w:bottom w:val="single" w:sz="6" w:color="D9D9D9"/>
+              <w:right w:val="single" w:sz="6" w:color="D9D9D9"/>
+            </w:tcBorders>
+            <w:tcMar>
+              <w:top w:w="90" w:type="dxa"/>
+              <w:left w:w="110" w:type="dxa"/>
+              <w:bottom w:w="90" w:type="dxa"/>
+              <w:right w:w="110" w:type="dxa"/>
+            </w:tcMar>
+            <w:vAlign w:val="center"/>
+          </w:tcPr>
+          <w:p>
+            <w:pPr>
+              <w:spacing w:after="0" w:line="240" w:lineRule="auto"/>
+              <w:jc w:val="left"/>
+            </w:pPr>
+            <w:r>
+              <w:rPr>
+                <w:rFonts w:ascii="Arial" w:hAnsi="Arial" w:eastAsia="ＭＳ 明朝" w:cs="Arial" w:eastAsiaTheme="minorEastAsia" w:csTheme="minorBidi"/>
+                <w:color w:val="1F1F1F"/>
+                <w:sz w:val="17"/>
+                <w:szCs w:val="22"/>
+              </w:rPr>
+              <w:t xml:space="preserve">Segment x title</w:t>
+            </w:r>
+          </w:p>
+        </w:tc>
+        <w:tc>
+          <w:tcPr>
+            <w:tcW w:w="2600" w:type="dxa"/>
+            <w:tcBorders>
+              <w:top w:val="single" w:sz="6" w:color="D9D9D9"/>
+              <w:left w:val="single" w:sz="6" w:color="D9D9D9"/>
+              <w:bottom w:val="single" w:sz="6" w:color="D9D9D9"/>
+              <w:right w:val="single" w:sz="6" w:color="D9D9D9"/>
+            </w:tcBorders>
+            <w:tcMar>
+              <w:top w:w="90" w:type="dxa"/>
+              <w:left w:w="110" w:type="dxa"/>
+              <w:bottom w:w="90" w:type="dxa"/>
+              <w:right w:w="110" w:type="dxa"/>
+            </w:tcMar>
+            <w:vAlign w:val="center"/>
+          </w:tcPr>
+          <w:p>
+            <w:pPr>
+              <w:spacing w:after="0" w:line="240" w:lineRule="auto"/>
+              <w:jc w:val="left"/>
+            </w:pPr>
+            <w:r>
+              <w:rPr>
+                <w:rFonts w:ascii="Arial" w:hAnsi="Arial" w:eastAsia="ＭＳ 明朝" w:cs="Arial" w:eastAsiaTheme="minorEastAsia" w:csTheme="minorBidi"/>
+                <w:color w:val="1F1F1F"/>
+                <w:sz w:val="17"/>
+                <w:szCs w:val="22"/>
+              </w:rPr>
+              <w:t xml:space="preserve">Segment, movie and model version (dashboard_content_opportunities)</w:t>
+            </w:r>
+          </w:p>
+        </w:tc>
+        <w:tc>
+          <w:tcPr>
+            <w:tcW w:w="3264" w:type="dxa"/>
+            <w:tcBorders>
+              <w:top w:val="single" w:sz="6" w:color="D9D9D9"/>
+              <w:left w:val="single" w:sz="6" w:color="D9D9D9"/>
+              <w:bottom w:val="single" w:sz="6" w:color="D9D9D9"/>
+              <w:right w:val="single" w:sz="6" w:color="D9D9D9"/>
+            </w:tcBorders>
+            <w:tcMar>
+              <w:top w:w="90" w:type="dxa"/>
+              <w:left w:w="110" w:type="dxa"/>
+              <w:bottom w:w="90" w:type="dxa"/>
+              <w:right w:w="110" w:type="dxa"/>
+            </w:tcMar>
+            <w:vAlign w:val="center"/>
+          </w:tcPr>
+          <w:p>
+            <w:pPr>
+              <w:spacing w:after="0" w:line="240" w:lineRule="auto"/>
+              <w:jc w:val="left"/>
+            </w:pPr>
+            <w:r>
+              <w:rPr>
+                <w:rFonts w:ascii="Arial" w:hAnsi="Arial" w:eastAsia="ＭＳ 明朝" w:cs="Arial" w:eastAsiaTheme="minorEastAsia" w:csTheme="minorBidi"/>
+                <w:color w:val="1F1F1F"/>
+                <w:sz w:val="17"/>
+                <w:szCs w:val="22"/>
+              </w:rPr>
+              <w:t xml:space="preserve">TEST support, predicted and actual positive rate, TRAIN popularity</w:t>
+            </w:r>
+          </w:p>
+        </w:tc>
+        <w:tc>
+          <w:tcPr>
+            <w:tcW w:w="2500" w:type="dxa"/>
+            <w:tcBorders>
+              <w:top w:val="single" w:sz="6" w:color="D9D9D9"/>
+              <w:left w:val="single" w:sz="6" w:color="D9D9D9"/>
+              <w:bottom w:val="single" w:sz="6" w:color="D9D9D9"/>
+              <w:right w:val="single" w:sz="6" w:color="D9D9D9"/>
+            </w:tcBorders>
+            <w:tcMar>
+              <w:top w:w="90" w:type="dxa"/>
+              <w:left w:w="110" w:type="dxa"/>
+              <w:bottom w:w="90" w:type="dxa"/>
+              <w:right w:w="110" w:type="dxa"/>
+            </w:tcMar>
+            <w:vAlign w:val="center"/>
+          </w:tcPr>
+          <w:p>
+            <w:pPr>
+              <w:spacing w:after="0" w:line="240" w:lineRule="auto"/>
+              <w:jc w:val="left"/>
+            </w:pPr>
+            <w:r>
+              <w:rPr>
+                <w:rFonts w:ascii="Arial" w:hAnsi="Arial" w:eastAsia="ＭＳ 明朝" w:cs="Arial" w:eastAsiaTheme="minorEastAsia" w:csTheme="minorBidi"/>
+                <w:color w:val="1F1F1F"/>
+                <w:sz w:val="17"/>
+                <w:szCs w:val="22"/>
+              </w:rPr>
+              <w:t xml:space="preserve">Content Opportunity Matrix and recommendations</w:t>
+            </w:r>
+          </w:p>
+        </w:tc>
+      </w:tr>
+    </w:tbl>
+    <w:p>
+      <w:pPr>
+        <w:keepLines w:val="0"/>
+        <w:jc w:val="both"/>
+      </w:pPr>
+      <w:r>
+        <w:rPr>
+          <w:rFonts w:ascii="Arial" w:hAnsi="Arial" w:eastAsia="ＭＳ 明朝" w:cs="Arial" w:eastAsiaTheme="minorEastAsia" w:csTheme="minorBidi"/>
+          <w:color w:val="1F1F1F"/>
+          <w:sz w:val="20"/>
+          <w:szCs w:val="22"/>
+        </w:rPr>
+        <w:t xml:space="preserve">A movie can belong to several genres, so it is expanded through the movie_genres bridge and counted once in each of its genres; genre totals therefore add up to more than the number of ratings. In KNIME the user-genre table is pivoted to one column per genre, and each genre average is converted into an affinity by subtracting the user’s overall average, so a generous rater does not appear to like every genre. The segment-by-title grouping keeps the model version in its key, which prevents results from two model runs from being added together.</w:t>
       </w:r>
     </w:p>
     <w:p>
